--- a/Resume/Louiery Sincioco - Developer.docx
+++ b/Resume/Louiery Sincioco - Developer.docx
@@ -151,10 +151,6 @@
         </w:rPr>
         <w:t>Data Defenders</w:t>
       </w:r>
-      <w:r>
-        <w:tab/>
-        <w:t>Jun 2022 - Mar 2026</w:t>
-      </w:r>
     </w:p>
     <w:p>
       <w:pPr>
@@ -190,10 +186,6 @@
         </w:rPr>
         <w:t>Web Partner Group</w:t>
       </w:r>
-      <w:r>
-        <w:tab/>
-        <w:t>Oct 2019 - Jun 2022</w:t>
-      </w:r>
     </w:p>
     <w:p>
       <w:pPr>
@@ -228,10 +220,6 @@
           <w:b/>
         </w:rPr>
         <w:t>Stealth Monitoring</w:t>
-      </w:r>
-      <w:r>
-        <w:tab/>
-        <w:t>Apr 2019 - Sep 2019</w:t>
       </w:r>
     </w:p>
     <w:p>
@@ -278,10 +266,6 @@
         </w:rPr>
         <w:t>Alpha Theory</w:t>
       </w:r>
-      <w:r>
-        <w:tab/>
-        <w:t>May 2016 - Feb 2018</w:t>
-      </w:r>
     </w:p>
     <w:p>
       <w:pPr>
@@ -317,10 +301,6 @@
         </w:rPr>
         <w:t>Charles Schwab</w:t>
       </w:r>
-      <w:r>
-        <w:tab/>
-        <w:t>Oct 2014 - May 2016</w:t>
-      </w:r>
     </w:p>
     <w:p>
       <w:pPr>
@@ -351,7 +331,7 @@
         <w:pStyle w:val="Tech"/>
       </w:pPr>
       <w:r>
-        <w:t>Joined through Randstad as Senior iOS Developer, Oct 2014 - Feb 2015; direct role, Feb 2015 - May 2016.</w:t>
+        <w:t>Joined through Randstad as Senior iOS Developer; direct role.</w:t>
       </w:r>
     </w:p>
     <w:p>

--- a/Resume/Louiery Sincioco - Developer.docx
+++ b/Resume/Louiery Sincioco - Developer.docx
@@ -151,6 +151,10 @@
         </w:rPr>
         <w:t>Data Defenders</w:t>
       </w:r>
+      <w:r>
+        <w:tab/>
+        <w:t>Jun 2022 - Mar 2026</w:t>
+      </w:r>
     </w:p>
     <w:p>
       <w:pPr>
@@ -186,6 +190,10 @@
         </w:rPr>
         <w:t>Web Partner Group</w:t>
       </w:r>
+      <w:r>
+        <w:tab/>
+        <w:t>Oct 2019 - Jun 2022</w:t>
+      </w:r>
     </w:p>
     <w:p>
       <w:pPr>
@@ -220,6 +228,10 @@
           <w:b/>
         </w:rPr>
         <w:t>Stealth Monitoring</w:t>
+      </w:r>
+      <w:r>
+        <w:tab/>
+        <w:t>Apr 2019 - Sep 2019</w:t>
       </w:r>
     </w:p>
     <w:p>
@@ -266,6 +278,10 @@
         </w:rPr>
         <w:t>Alpha Theory</w:t>
       </w:r>
+      <w:r>
+        <w:tab/>
+        <w:t>May 2016 - Feb 2018</w:t>
+      </w:r>
     </w:p>
     <w:p>
       <w:pPr>
@@ -301,6 +317,10 @@
         </w:rPr>
         <w:t>Charles Schwab</w:t>
       </w:r>
+      <w:r>
+        <w:tab/>
+        <w:t>Oct 2014 - May 2016</w:t>
+      </w:r>
     </w:p>
     <w:p>
       <w:pPr>
@@ -331,7 +351,7 @@
         <w:pStyle w:val="Tech"/>
       </w:pPr>
       <w:r>
-        <w:t>Joined through Randstad as Senior iOS Developer; direct role.</w:t>
+        <w:t>Joined through Randstad as Senior iOS Developer, Oct 2014 - Feb 2015; direct role, Feb 2015 - May 2016.</w:t>
       </w:r>
     </w:p>
     <w:p>

--- a/Resume/Louiery Sincioco - Developer.docx
+++ b/Resume/Louiery Sincioco - Developer.docx
@@ -22,32 +22,29 @@
       <w:pPr>
         <w:pStyle w:val="Contact"/>
       </w:pPr>
-      <w:hyperlink r:id="rId8">
+      <w:hyperlink r:id="rId8" w:history="1">
         <w:r>
           <w:rPr>
-            <w:u w:val="single"/>
+            <w:rStyle w:val="Hyperlink"/>
+            <w:color w:val="000000"/>
+          </w:rPr>
+          <w:t>sincioco.com</w:t>
+        </w:r>
+      </w:hyperlink>
+      <w:r>
+        <w:t xml:space="preserve"> | </w:t>
+      </w:r>
+      <w:hyperlink r:id="rId9" w:history="1">
+        <w:r>
+          <w:rPr>
+            <w:rStyle w:val="Hyperlink"/>
+            <w:color w:val="000000"/>
           </w:rPr>
           <w:t>louiery@sincioco.com</w:t>
         </w:r>
       </w:hyperlink>
       <w:r>
-        <w:t xml:space="preserve">  |  +63 (966) 230-4023  |  </w:t>
-      </w:r>
-      <w:hyperlink r:id="rId9">
-        <w:r>
-          <w:rPr>
-            <w:u w:val="single"/>
-          </w:rPr>
-          <w:t>sincioco.com</w:t>
-        </w:r>
-      </w:hyperlink>
-    </w:p>
-    <w:p>
-      <w:pPr>
-        <w:pStyle w:val="Contact"/>
-      </w:pPr>
-      <w:r>
-        <w:t>Philippines</w:t>
+        <w:t xml:space="preserve"> | +63 (966) 230-4023</w:t>
       </w:r>
     </w:p>
     <w:p>
@@ -55,18 +52,20 @@
         <w:pStyle w:val="Heading1"/>
       </w:pPr>
       <w:r>
-        <w:t>Professional Profile</w:t>
+        <w:t>Professional Summary</w:t>
       </w:r>
     </w:p>
     <w:p>
       <w:r>
-        <w:t xml:space="preserve">Hands-on software developer building business applications with C#/.NET, Angular, Blazor, SQL Server and Azure. </w:t>
+        <w:t xml:space="preserve">C# and .NET developer building web applications with ASP.NET Core, Angular, Blazor, SQL Server and Microsoft Azure. Combines cybersecurity, e-commerce and financial technology experience with practical implementation and production support. </w:t>
       </w:r>
+      <w:proofErr w:type="gramStart"/>
       <w:r>
-        <w:t>Combines recent cybersecurity and e-commerce delivery with a broad foundation in financial services, enterprise and mobile software.</w:t>
+        <w:t>Applies AI</w:t>
       </w:r>
+      <w:proofErr w:type="gramEnd"/>
       <w:r>
-        <w:t xml:space="preserve"> Brings that collective experience to practical design decisions, problem solving and dependable implementation. Recent work includes AI-assisted development with ChatGPT and agentic AI coding with Codex, natural-language application features and close collaboration with QA.</w:t>
+        <w:t xml:space="preserve"> and Agentic AI through ChatGPT integration, natural-language data queries and Codex-assisted software development.</w:t>
       </w:r>
     </w:p>
     <w:p>
@@ -79,35 +78,35 @@
     </w:p>
     <w:p>
       <w:pPr>
-        <w:spacing w:after="60"/>
+        <w:spacing w:after="40"/>
       </w:pPr>
       <w:r>
         <w:rPr>
           <w:b/>
         </w:rPr>
-        <w:t xml:space="preserve">Backend and data: </w:t>
+        <w:t xml:space="preserve">Development: </w:t>
       </w:r>
       <w:r>
-        <w:t>C#, .NET, ASP.NET Core, REST APIs, SQL Server, Azure SQL and stored procedures.</w:t>
+        <w:t>C#, .NET, ASP.NET Core, REST APIs, Angular, Blazor, JavaScript, HTML, CSS</w:t>
       </w:r>
     </w:p>
     <w:p>
       <w:pPr>
-        <w:spacing w:after="60"/>
+        <w:spacing w:after="40"/>
       </w:pPr>
       <w:r>
         <w:rPr>
           <w:b/>
         </w:rPr>
-        <w:t xml:space="preserve">Frontend and cloud: </w:t>
+        <w:t xml:space="preserve">Cloud and data: </w:t>
       </w:r>
       <w:r>
-        <w:t>Angular, Blazor, JavaScript, HTML, CSS, Azure Functions and Logic Apps.</w:t>
+        <w:t>Microsoft Azure, Azure Functions, Logic Apps, Azure SQL, SQL Server</w:t>
       </w:r>
     </w:p>
     <w:p>
       <w:pPr>
-        <w:spacing w:after="60"/>
+        <w:spacing w:after="40"/>
       </w:pPr>
       <w:r>
         <w:rPr>
@@ -116,21 +115,21 @@
         <w:t xml:space="preserve">AI and Agentic AI: </w:t>
       </w:r>
       <w:r>
-        <w:t>ChatGPT integration, natural-language data queries and Codex-assisted development.</w:t>
+        <w:t>ChatGPT integration, natural-language queries, Codex-assisted development</w:t>
       </w:r>
     </w:p>
     <w:p>
       <w:pPr>
-        <w:spacing w:after="60"/>
+        <w:spacing w:after="40"/>
       </w:pPr>
       <w:r>
         <w:rPr>
           <w:b/>
         </w:rPr>
-        <w:t xml:space="preserve">Tools and practices: </w:t>
+        <w:t xml:space="preserve">Delivery: </w:t>
       </w:r>
       <w:r>
-        <w:t>Visual Studio, Git, Agile and Scrum; additional experience with Swift, Objective-C, iOS, SharePoint and WCF.</w:t>
+        <w:t>Git, Visual Studio, Agile, Scrum, Jira, Confluence, production support</w:t>
       </w:r>
     </w:p>
     <w:p>
@@ -138,7 +137,7 @@
         <w:pStyle w:val="Heading1"/>
       </w:pPr>
       <w:r>
-        <w:t>Recent Experience</w:t>
+        <w:t>Selected Professional Experience</w:t>
       </w:r>
     </w:p>
     <w:p>
@@ -151,17 +150,13 @@
         </w:rPr>
         <w:t>Data Defenders</w:t>
       </w:r>
-      <w:r>
-        <w:tab/>
-        <w:t>Jun 2022 - Mar 2026</w:t>
-      </w:r>
     </w:p>
     <w:p>
       <w:pPr>
         <w:pStyle w:val="JobRole"/>
       </w:pPr>
       <w:r>
-        <w:t>Architect / Technical Lead / Senior Developer | United States and Philippines</w:t>
+        <w:t>Senior Developer | Jun 2022 - Mar 2026</w:t>
       </w:r>
     </w:p>
     <w:p>
@@ -169,7 +164,7 @@
         <w:pStyle w:val="ListBullet"/>
       </w:pPr>
       <w:r>
-        <w:t>Built and deployed a cybersecurity platform with Azure Functions, Logic Apps, Azure SQL, ASP.NET Core, Angular and Blazor, providing real-time threat dashboards.</w:t>
+        <w:t>Built and deployed a cybersecurity platform with ASP.NET Core, Angular, Blazor and Azure serverless services, giving security analysts real-time threat dashboards.</w:t>
       </w:r>
     </w:p>
     <w:p>
@@ -177,7 +172,15 @@
         <w:pStyle w:val="ListBullet"/>
       </w:pPr>
       <w:r>
-        <w:t>Integrated ChatGPT for natural-language queries of threat data, converted the product into SaaS with the team and provided on-call application support.</w:t>
+        <w:t>Integrated ChatGPT so analysts could query threat data in natural language.</w:t>
+      </w:r>
+    </w:p>
+    <w:p>
+      <w:pPr>
+        <w:pStyle w:val="ListBullet"/>
+      </w:pPr>
+      <w:r>
+        <w:t>Worked with the team to convert the product into Software as a Service (SaaS); provided on-call application support.</w:t>
       </w:r>
     </w:p>
     <w:p>
@@ -190,17 +193,13 @@
         </w:rPr>
         <w:t>Web Partner Group</w:t>
       </w:r>
-      <w:r>
-        <w:tab/>
-        <w:t>Oct 2019 - Jun 2022</w:t>
-      </w:r>
     </w:p>
     <w:p>
       <w:pPr>
         <w:pStyle w:val="JobRole"/>
       </w:pPr>
       <w:r>
-        <w:t>Architect / Senior Developer | United States and Philippines</w:t>
+        <w:t>Senior Developer | Oct 2019 - Jun 2022</w:t>
       </w:r>
     </w:p>
     <w:p>
@@ -208,7 +207,7 @@
         <w:pStyle w:val="ListBullet"/>
       </w:pPr>
       <w:r>
-        <w:t>Modernized internal applications used to support product sales through Amazon, eBay and Walmart.</w:t>
+        <w:t>Modernized internal applications supporting product sales through Amazon, eBay and Walmart.</w:t>
       </w:r>
     </w:p>
     <w:p>
@@ -229,17 +228,13 @@
         </w:rPr>
         <w:t>Stealth Monitoring</w:t>
       </w:r>
-      <w:r>
-        <w:tab/>
-        <w:t>Apr 2019 - Sep 2019</w:t>
-      </w:r>
     </w:p>
     <w:p>
       <w:pPr>
         <w:pStyle w:val="JobRole"/>
       </w:pPr>
       <w:r>
-        <w:t>Technical Lead / Senior Developer | United States, Canada and Philippines</w:t>
+        <w:t>Senior Developer / Technical Lead | Apr 2019 - Sep 2019</w:t>
       </w:r>
     </w:p>
     <w:p>
@@ -247,25 +242,7 @@
         <w:pStyle w:val="ListBullet"/>
       </w:pPr>
       <w:r>
-        <w:t>Oversaw internal application development with ASP.NET Core and Angular; established a Scrum team and standard development processes in Pasig City.</w:t>
-      </w:r>
-    </w:p>
-    <w:p>
-      <w:pPr>
-        <w:pStyle w:val="Continuation"/>
-        <w:pageBreakBefore/>
-      </w:pPr>
-      <w:r>
-        <w:lastRenderedPageBreak/>
-        <w:t>Louiery Sincioco</w:t>
-      </w:r>
-    </w:p>
-    <w:p>
-      <w:pPr>
-        <w:pStyle w:val="Heading1"/>
-      </w:pPr>
-      <w:r>
-        <w:t>Selected Development Experience</w:t>
+        <w:t>Oversaw internal application development using ASP.NET Core and Angular; established Scrum practices and standard development processes.</w:t>
       </w:r>
     </w:p>
     <w:p>
@@ -278,17 +255,13 @@
         </w:rPr>
         <w:t>Alpha Theory</w:t>
       </w:r>
-      <w:r>
-        <w:tab/>
-        <w:t>May 2016 - Feb 2018</w:t>
-      </w:r>
     </w:p>
     <w:p>
       <w:pPr>
         <w:pStyle w:val="JobRole"/>
       </w:pPr>
       <w:r>
-        <w:t>Senior Front-End Developer</w:t>
+        <w:t>Senior Front-End Developer | May 2016 - Feb 2018</w:t>
       </w:r>
     </w:p>
     <w:p>
@@ -296,7 +269,23 @@
         <w:pStyle w:val="ListBullet"/>
       </w:pPr>
       <w:r>
-        <w:t>Modernized the core financial technology product with a component-based Angular interface, working closely with the CTO and VP of User Interface.</w:t>
+        <w:t xml:space="preserve">Modernized </w:t>
+      </w:r>
+      <w:proofErr w:type="gramStart"/>
+      <w:r>
+        <w:t>the financial</w:t>
+      </w:r>
+      <w:proofErr w:type="gramEnd"/>
+      <w:r>
+        <w:t xml:space="preserve"> </w:t>
+      </w:r>
+      <w:proofErr w:type="gramStart"/>
+      <w:r>
+        <w:t>technology product</w:t>
+      </w:r>
+      <w:proofErr w:type="gramEnd"/>
+      <w:r>
+        <w:t xml:space="preserve"> with a component-based Angular interface.</w:t>
       </w:r>
     </w:p>
     <w:p>
@@ -304,54 +293,7 @@
         <w:pStyle w:val="ListBullet"/>
       </w:pPr>
       <w:r>
-        <w:t>Worked with AngularJS, Angular, JavaScript, HTML, CSS and D3.js while serving as front-end UI architect and technical lead.</w:t>
-      </w:r>
-    </w:p>
-    <w:p>
-      <w:pPr>
-        <w:pStyle w:val="JobName"/>
-      </w:pPr>
-      <w:r>
-        <w:rPr>
-          <w:b/>
-        </w:rPr>
-        <w:t>Charles Schwab</w:t>
-      </w:r>
-      <w:r>
-        <w:tab/>
-        <w:t>Oct 2014 - May 2016</w:t>
-      </w:r>
-    </w:p>
-    <w:p>
-      <w:pPr>
-        <w:pStyle w:val="JobRole"/>
-      </w:pPr>
-      <w:r>
-        <w:t>Senior Technology Staff / Technical Lead / Scrum Master</w:t>
-      </w:r>
-    </w:p>
-    <w:p>
-      <w:pPr>
-        <w:pStyle w:val="ListBullet"/>
-      </w:pPr>
-      <w:r>
-        <w:t>Built an enterprise iOS business-continuity app, including the prototype, UI, application code, REST services, SQL stored procedures, testing and documentation.</w:t>
-      </w:r>
-    </w:p>
-    <w:p>
-      <w:pPr>
-        <w:pStyle w:val="ListBullet"/>
-      </w:pPr>
-      <w:r>
-        <w:t>Implemented authentication, encryption and data caching, plus MobileIron integration for per-app VPN and remote management. Also developed ASP.NET MVC and SharePoint applications.</w:t>
-      </w:r>
-    </w:p>
-    <w:p>
-      <w:pPr>
-        <w:pStyle w:val="Tech"/>
-      </w:pPr>
-      <w:r>
-        <w:t>Joined through Randstad as Senior iOS Developer, Oct 2014 - Feb 2015; direct role, Feb 2015 - May 2016.</w:t>
+        <w:t>Developed with JavaScript, HTML, CSS and D3.js, working closely with product and technology leadership.</w:t>
       </w:r>
     </w:p>
     <w:p>
@@ -359,20 +301,7 @@
         <w:pStyle w:val="Heading1"/>
       </w:pPr>
       <w:r>
-        <w:t>Additional Development Background</w:t>
-      </w:r>
-    </w:p>
-    <w:p>
-      <w:r>
-        <w:t>Built enterprise portals and services at Towers Watson and ITT Exelis; supported .NET and SharePoint development at Microsoft; developed logistics and operational applications for ITT and the U.S. Marine Corps. This background adds experience in requirements, data modeling, secure application development, testing and production support.</w:t>
-      </w:r>
-    </w:p>
-    <w:p>
-      <w:pPr>
-        <w:pStyle w:val="Heading1"/>
-      </w:pPr>
-      <w:r>
-        <w:t>Selected Certifications</w:t>
+        <w:t>Certifications</w:t>
       </w:r>
     </w:p>
     <w:p>
@@ -380,7 +309,7 @@
         <w:pStyle w:val="Credentials"/>
       </w:pPr>
       <w:r>
-        <w:t>Azure AI Engineer (AI-102) | Azure Fundamentals (AZ-900) | Azure AI Fundamentals (AI-900) | Azure Data Fundamentals (DP-900) | Certified Scrum Master | Microsoft Certified Professional Developer (MCPD)</w:t>
+        <w:t>Azure AI Engineer (AI-102) | Azure Fundamentals (AZ-900) | Azure AI Fundamentals (AI-900) | Azure Data Fundamentals (DP-900) | Certified Scrum Master</w:t>
       </w:r>
     </w:p>
     <w:p>
@@ -407,15 +336,32 @@
     <w:p>
       <w:pPr>
         <w:pStyle w:val="Credentials"/>
+        <w:keepNext/>
       </w:pPr>
       <w:r>
-        <w:t>Undergraduate coursework in Computer Science, San Francisco State University and Grantham Online University. Studies included assembly, C and object-oriented programming in C++.</w:t>
+        <w:rPr>
+          <w:b/>
+        </w:rPr>
+        <w:t>San Francisco State University</w:t>
+      </w:r>
+    </w:p>
+    <w:p>
+      <w:pPr>
+        <w:pStyle w:val="Credentials"/>
+      </w:pPr>
+      <w:r>
+        <w:t>Major: Computer Science | Minor: Artificial Intelligence</w:t>
       </w:r>
     </w:p>
     <w:sectPr>
-      <w:footerReference w:type="default" r:id="rId11"/>
+      <w:headerReference w:type="even" r:id="rId11"/>
+      <w:headerReference w:type="default" r:id="rId12"/>
+      <w:footerReference w:type="even" r:id="rId13"/>
+      <w:footerReference w:type="default" r:id="rId14"/>
+      <w:headerReference w:type="first" r:id="rId15"/>
+      <w:footerReference w:type="first" r:id="rId16"/>
       <w:pgSz w:w="12240" w:h="15840"/>
-      <w:pgMar w:top="864" w:right="1080" w:bottom="864" w:left="1080" w:header="720" w:footer="389" w:gutter="0"/>
+      <w:pgMar w:top="864" w:right="1008" w:bottom="864" w:left="1008" w:header="720" w:footer="389" w:gutter="0"/>
       <w:cols w:space="720"/>
       <w:docGrid w:linePitch="360"/>
     </w:sectPr>
@@ -428,7 +374,7 @@
   <w:endnote w:type="separator" w:id="-1">
     <w:p>
       <w:pPr>
-        <w:spacing w:after="0" w:line="240" w:lineRule="auto"/>
+        <w:spacing w:after="0"/>
       </w:pPr>
       <w:r>
         <w:separator/>
@@ -438,7 +384,7 @@
   <w:endnote w:type="continuationSeparator" w:id="0">
     <w:p>
       <w:pPr>
-        <w:spacing w:after="0" w:line="240" w:lineRule="auto"/>
+        <w:spacing w:after="0"/>
       </w:pPr>
       <w:r>
         <w:continuationSeparator/>
@@ -452,30 +398,29 @@
 <w:ftr xmlns:wpc="http://schemas.microsoft.com/office/word/2010/wordprocessingCanvas" xmlns:cx="http://schemas.microsoft.com/office/drawing/2014/chartex" xmlns:cx1="http://schemas.microsoft.com/office/drawing/2015/9/8/chartex" xmlns:cx2="http://schemas.microsoft.com/office/drawing/2015/10/21/chartex" xmlns:cx3="http://schemas.microsoft.com/office/drawing/2016/5/9/chartex" xmlns:cx4="http://schemas.microsoft.com/office/drawing/2016/5/10/chartex" xmlns:cx5="http://schemas.microsoft.com/office/drawing/2016/5/11/chartex" xmlns:cx6="http://schemas.microsoft.com/office/drawing/2016/5/12/chartex" xmlns:cx7="http://schemas.microsoft.com/office/drawing/2016/5/13/chartex" xmlns:cx8="http://schemas.microsoft.com/office/drawing/2016/5/14/chartex" xmlns:mc="http://schemas.openxmlformats.org/markup-compatibility/2006" xmlns:aink="http://schemas.microsoft.com/office/drawing/2016/ink" xmlns:am3d="http://schemas.microsoft.com/office/drawing/2017/model3d" xmlns:o="urn:schemas-microsoft-com:office:office" xmlns:oel="http://schemas.microsoft.com/office/2019/extlst" xmlns:r="http://schemas.openxmlformats.org/officeDocument/2006/relationships" xmlns:m="http://schemas.openxmlformats.org/officeDocument/2006/math" xmlns:v="urn:schemas-microsoft-com:vml" xmlns:wp14="http://schemas.microsoft.com/office/word/2010/wordprocessingDrawing" xmlns:wp="http://schemas.openxmlformats.org/drawingml/2006/wordprocessingDrawing" xmlns:w10="urn:schemas-microsoft-com:office:word" xmlns:w="http://schemas.openxmlformats.org/wordprocessingml/2006/main" xmlns:w14="http://schemas.microsoft.com/office/word/2010/wordml" xmlns:w15="http://schemas.microsoft.com/office/word/2012/wordml" xmlns:w16cex="http://schemas.microsoft.com/office/word/2018/wordml/cex" xmlns:w16cid="http://schemas.microsoft.com/office/word/2016/wordml/cid" xmlns:w16="http://schemas.microsoft.com/office/word/2018/wordml" xmlns:w16du="http://schemas.microsoft.com/office/word/2023/wordml/word16du" xmlns:w16sdtdh="http://schemas.microsoft.com/office/word/2020/wordml/sdtdatahash" xmlns:w16sdtfl="http://schemas.microsoft.com/office/word/2024/wordml/sdtformatlock" xmlns:w16se="http://schemas.microsoft.com/office/word/2015/wordml/symex" xmlns:wpg="http://schemas.microsoft.com/office/word/2010/wordprocessingGroup" xmlns:wpi="http://schemas.microsoft.com/office/word/2010/wordprocessingInk" xmlns:wne="http://schemas.microsoft.com/office/word/2006/wordml" xmlns:wps="http://schemas.microsoft.com/office/word/2010/wordprocessingShape" mc:Ignorable="w14 w15 w16se w16cid w16 w16cex w16sdtdh w16sdtfl w16du wp14">
   <w:p>
     <w:pPr>
+      <w:pStyle w:val="Footer"/>
+    </w:pPr>
+  </w:p>
+</w:ftr>
+</file>
+
+<file path=word/footer2.xml><?xml version="1.0" encoding="utf-8"?>
+<w:ftr xmlns:wpc="http://schemas.microsoft.com/office/word/2010/wordprocessingCanvas" xmlns:cx="http://schemas.microsoft.com/office/drawing/2014/chartex" xmlns:cx1="http://schemas.microsoft.com/office/drawing/2015/9/8/chartex" xmlns:cx2="http://schemas.microsoft.com/office/drawing/2015/10/21/chartex" xmlns:cx3="http://schemas.microsoft.com/office/drawing/2016/5/9/chartex" xmlns:cx4="http://schemas.microsoft.com/office/drawing/2016/5/10/chartex" xmlns:cx5="http://schemas.microsoft.com/office/drawing/2016/5/11/chartex" xmlns:cx6="http://schemas.microsoft.com/office/drawing/2016/5/12/chartex" xmlns:cx7="http://schemas.microsoft.com/office/drawing/2016/5/13/chartex" xmlns:cx8="http://schemas.microsoft.com/office/drawing/2016/5/14/chartex" xmlns:mc="http://schemas.openxmlformats.org/markup-compatibility/2006" xmlns:aink="http://schemas.microsoft.com/office/drawing/2016/ink" xmlns:am3d="http://schemas.microsoft.com/office/drawing/2017/model3d" xmlns:o="urn:schemas-microsoft-com:office:office" xmlns:oel="http://schemas.microsoft.com/office/2019/extlst" xmlns:r="http://schemas.openxmlformats.org/officeDocument/2006/relationships" xmlns:m="http://schemas.openxmlformats.org/officeDocument/2006/math" xmlns:v="urn:schemas-microsoft-com:vml" xmlns:wp14="http://schemas.microsoft.com/office/word/2010/wordprocessingDrawing" xmlns:wp="http://schemas.openxmlformats.org/drawingml/2006/wordprocessingDrawing" xmlns:w10="urn:schemas-microsoft-com:office:word" xmlns:w="http://schemas.openxmlformats.org/wordprocessingml/2006/main" xmlns:w14="http://schemas.microsoft.com/office/word/2010/wordml" xmlns:w15="http://schemas.microsoft.com/office/word/2012/wordml" xmlns:w16cex="http://schemas.microsoft.com/office/word/2018/wordml/cex" xmlns:w16cid="http://schemas.microsoft.com/office/word/2016/wordml/cid" xmlns:w16="http://schemas.microsoft.com/office/word/2018/wordml" xmlns:w16du="http://schemas.microsoft.com/office/word/2023/wordml/word16du" xmlns:w16sdtdh="http://schemas.microsoft.com/office/word/2020/wordml/sdtdatahash" xmlns:w16sdtfl="http://schemas.microsoft.com/office/word/2024/wordml/sdtformatlock" xmlns:w16se="http://schemas.microsoft.com/office/word/2015/wordml/symex" xmlns:wpg="http://schemas.microsoft.com/office/word/2010/wordprocessingGroup" xmlns:wpi="http://schemas.microsoft.com/office/word/2010/wordprocessingInk" xmlns:wne="http://schemas.microsoft.com/office/word/2006/wordml" xmlns:wps="http://schemas.microsoft.com/office/word/2010/wordprocessingShape" mc:Ignorable="w14 w15 w16se w16cid w16 w16cex w16sdtdh w16sdtfl w16du wp14">
+  <w:p>
+    <w:pPr>
       <w:pStyle w:val="Tech"/>
       <w:jc w:val="right"/>
     </w:pPr>
-    <w:r>
-      <w:t xml:space="preserve">Louiery Sincioco  |  </w:t>
-    </w:r>
-    <w:r>
-      <w:fldChar w:fldCharType="begin"/>
-    </w:r>
-    <w:r>
-      <w:instrText>PAGE</w:instrText>
-    </w:r>
-    <w:r>
-      <w:fldChar w:fldCharType="separate"/>
-    </w:r>
-    <w:r>
-      <w:rPr>
-        <w:noProof/>
-      </w:rPr>
-      <w:t>1</w:t>
-    </w:r>
-    <w:r>
-      <w:fldChar w:fldCharType="end"/>
-    </w:r>
+  </w:p>
+</w:ftr>
+</file>
+
+<file path=word/footer3.xml><?xml version="1.0" encoding="utf-8"?>
+<w:ftr xmlns:wpc="http://schemas.microsoft.com/office/word/2010/wordprocessingCanvas" xmlns:cx="http://schemas.microsoft.com/office/drawing/2014/chartex" xmlns:cx1="http://schemas.microsoft.com/office/drawing/2015/9/8/chartex" xmlns:cx2="http://schemas.microsoft.com/office/drawing/2015/10/21/chartex" xmlns:cx3="http://schemas.microsoft.com/office/drawing/2016/5/9/chartex" xmlns:cx4="http://schemas.microsoft.com/office/drawing/2016/5/10/chartex" xmlns:cx5="http://schemas.microsoft.com/office/drawing/2016/5/11/chartex" xmlns:cx6="http://schemas.microsoft.com/office/drawing/2016/5/12/chartex" xmlns:cx7="http://schemas.microsoft.com/office/drawing/2016/5/13/chartex" xmlns:cx8="http://schemas.microsoft.com/office/drawing/2016/5/14/chartex" xmlns:mc="http://schemas.openxmlformats.org/markup-compatibility/2006" xmlns:aink="http://schemas.microsoft.com/office/drawing/2016/ink" xmlns:am3d="http://schemas.microsoft.com/office/drawing/2017/model3d" xmlns:o="urn:schemas-microsoft-com:office:office" xmlns:oel="http://schemas.microsoft.com/office/2019/extlst" xmlns:r="http://schemas.openxmlformats.org/officeDocument/2006/relationships" xmlns:m="http://schemas.openxmlformats.org/officeDocument/2006/math" xmlns:v="urn:schemas-microsoft-com:vml" xmlns:wp14="http://schemas.microsoft.com/office/word/2010/wordprocessingDrawing" xmlns:wp="http://schemas.openxmlformats.org/drawingml/2006/wordprocessingDrawing" xmlns:w10="urn:schemas-microsoft-com:office:word" xmlns:w="http://schemas.openxmlformats.org/wordprocessingml/2006/main" xmlns:w14="http://schemas.microsoft.com/office/word/2010/wordml" xmlns:w15="http://schemas.microsoft.com/office/word/2012/wordml" xmlns:w16cex="http://schemas.microsoft.com/office/word/2018/wordml/cex" xmlns:w16cid="http://schemas.microsoft.com/office/word/2016/wordml/cid" xmlns:w16="http://schemas.microsoft.com/office/word/2018/wordml" xmlns:w16du="http://schemas.microsoft.com/office/word/2023/wordml/word16du" xmlns:w16sdtdh="http://schemas.microsoft.com/office/word/2020/wordml/sdtdatahash" xmlns:w16sdtfl="http://schemas.microsoft.com/office/word/2024/wordml/sdtformatlock" xmlns:w16se="http://schemas.microsoft.com/office/word/2015/wordml/symex" xmlns:wpg="http://schemas.microsoft.com/office/word/2010/wordprocessingGroup" xmlns:wpi="http://schemas.microsoft.com/office/word/2010/wordprocessingInk" xmlns:wne="http://schemas.microsoft.com/office/word/2006/wordml" xmlns:wps="http://schemas.microsoft.com/office/word/2010/wordprocessingShape" mc:Ignorable="w14 w15 w16se w16cid w16 w16cex w16sdtdh w16sdtfl w16du wp14">
+  <w:p>
+    <w:pPr>
+      <w:pStyle w:val="Footer"/>
+    </w:pPr>
   </w:p>
 </w:ftr>
 </file>
@@ -485,7 +430,7 @@
   <w:footnote w:type="separator" w:id="-1">
     <w:p>
       <w:pPr>
-        <w:spacing w:after="0" w:line="240" w:lineRule="auto"/>
+        <w:spacing w:after="0"/>
       </w:pPr>
       <w:r>
         <w:separator/>
@@ -495,7 +440,7 @@
   <w:footnote w:type="continuationSeparator" w:id="0">
     <w:p>
       <w:pPr>
-        <w:spacing w:after="0" w:line="240" w:lineRule="auto"/>
+        <w:spacing w:after="0"/>
       </w:pPr>
       <w:r>
         <w:continuationSeparator/>
@@ -503,6 +448,36 @@
     </w:p>
   </w:footnote>
 </w:footnotes>
+</file>
+
+<file path=word/header1.xml><?xml version="1.0" encoding="utf-8"?>
+<w:hdr xmlns:wpc="http://schemas.microsoft.com/office/word/2010/wordprocessingCanvas" xmlns:cx="http://schemas.microsoft.com/office/drawing/2014/chartex" xmlns:cx1="http://schemas.microsoft.com/office/drawing/2015/9/8/chartex" xmlns:cx2="http://schemas.microsoft.com/office/drawing/2015/10/21/chartex" xmlns:cx3="http://schemas.microsoft.com/office/drawing/2016/5/9/chartex" xmlns:cx4="http://schemas.microsoft.com/office/drawing/2016/5/10/chartex" xmlns:cx5="http://schemas.microsoft.com/office/drawing/2016/5/11/chartex" xmlns:cx6="http://schemas.microsoft.com/office/drawing/2016/5/12/chartex" xmlns:cx7="http://schemas.microsoft.com/office/drawing/2016/5/13/chartex" xmlns:cx8="http://schemas.microsoft.com/office/drawing/2016/5/14/chartex" xmlns:mc="http://schemas.openxmlformats.org/markup-compatibility/2006" xmlns:aink="http://schemas.microsoft.com/office/drawing/2016/ink" xmlns:am3d="http://schemas.microsoft.com/office/drawing/2017/model3d" xmlns:o="urn:schemas-microsoft-com:office:office" xmlns:oel="http://schemas.microsoft.com/office/2019/extlst" xmlns:r="http://schemas.openxmlformats.org/officeDocument/2006/relationships" xmlns:m="http://schemas.openxmlformats.org/officeDocument/2006/math" xmlns:v="urn:schemas-microsoft-com:vml" xmlns:wp14="http://schemas.microsoft.com/office/word/2010/wordprocessingDrawing" xmlns:wp="http://schemas.openxmlformats.org/drawingml/2006/wordprocessingDrawing" xmlns:w10="urn:schemas-microsoft-com:office:word" xmlns:w="http://schemas.openxmlformats.org/wordprocessingml/2006/main" xmlns:w14="http://schemas.microsoft.com/office/word/2010/wordml" xmlns:w15="http://schemas.microsoft.com/office/word/2012/wordml" xmlns:w16cex="http://schemas.microsoft.com/office/word/2018/wordml/cex" xmlns:w16cid="http://schemas.microsoft.com/office/word/2016/wordml/cid" xmlns:w16="http://schemas.microsoft.com/office/word/2018/wordml" xmlns:w16du="http://schemas.microsoft.com/office/word/2023/wordml/word16du" xmlns:w16sdtdh="http://schemas.microsoft.com/office/word/2020/wordml/sdtdatahash" xmlns:w16sdtfl="http://schemas.microsoft.com/office/word/2024/wordml/sdtformatlock" xmlns:w16se="http://schemas.microsoft.com/office/word/2015/wordml/symex" xmlns:wpg="http://schemas.microsoft.com/office/word/2010/wordprocessingGroup" xmlns:wpi="http://schemas.microsoft.com/office/word/2010/wordprocessingInk" xmlns:wne="http://schemas.microsoft.com/office/word/2006/wordml" xmlns:wps="http://schemas.microsoft.com/office/word/2010/wordprocessingShape" mc:Ignorable="w14 w15 w16se w16cid w16 w16cex w16sdtdh w16sdtfl w16du wp14">
+  <w:p>
+    <w:pPr>
+      <w:pStyle w:val="Header"/>
+    </w:pPr>
+  </w:p>
+</w:hdr>
+</file>
+
+<file path=word/header2.xml><?xml version="1.0" encoding="utf-8"?>
+<w:hdr xmlns:wpc="http://schemas.microsoft.com/office/word/2010/wordprocessingCanvas" xmlns:cx="http://schemas.microsoft.com/office/drawing/2014/chartex" xmlns:cx1="http://schemas.microsoft.com/office/drawing/2015/9/8/chartex" xmlns:cx2="http://schemas.microsoft.com/office/drawing/2015/10/21/chartex" xmlns:cx3="http://schemas.microsoft.com/office/drawing/2016/5/9/chartex" xmlns:cx4="http://schemas.microsoft.com/office/drawing/2016/5/10/chartex" xmlns:cx5="http://schemas.microsoft.com/office/drawing/2016/5/11/chartex" xmlns:cx6="http://schemas.microsoft.com/office/drawing/2016/5/12/chartex" xmlns:cx7="http://schemas.microsoft.com/office/drawing/2016/5/13/chartex" xmlns:cx8="http://schemas.microsoft.com/office/drawing/2016/5/14/chartex" xmlns:mc="http://schemas.openxmlformats.org/markup-compatibility/2006" xmlns:aink="http://schemas.microsoft.com/office/drawing/2016/ink" xmlns:am3d="http://schemas.microsoft.com/office/drawing/2017/model3d" xmlns:o="urn:schemas-microsoft-com:office:office" xmlns:oel="http://schemas.microsoft.com/office/2019/extlst" xmlns:r="http://schemas.openxmlformats.org/officeDocument/2006/relationships" xmlns:m="http://schemas.openxmlformats.org/officeDocument/2006/math" xmlns:v="urn:schemas-microsoft-com:vml" xmlns:wp14="http://schemas.microsoft.com/office/word/2010/wordprocessingDrawing" xmlns:wp="http://schemas.openxmlformats.org/drawingml/2006/wordprocessingDrawing" xmlns:w10="urn:schemas-microsoft-com:office:word" xmlns:w="http://schemas.openxmlformats.org/wordprocessingml/2006/main" xmlns:w14="http://schemas.microsoft.com/office/word/2010/wordml" xmlns:w15="http://schemas.microsoft.com/office/word/2012/wordml" xmlns:w16cex="http://schemas.microsoft.com/office/word/2018/wordml/cex" xmlns:w16cid="http://schemas.microsoft.com/office/word/2016/wordml/cid" xmlns:w16="http://schemas.microsoft.com/office/word/2018/wordml" xmlns:w16du="http://schemas.microsoft.com/office/word/2023/wordml/word16du" xmlns:w16sdtdh="http://schemas.microsoft.com/office/word/2020/wordml/sdtdatahash" xmlns:w16sdtfl="http://schemas.microsoft.com/office/word/2024/wordml/sdtformatlock" xmlns:w16se="http://schemas.microsoft.com/office/word/2015/wordml/symex" xmlns:wpg="http://schemas.microsoft.com/office/word/2010/wordprocessingGroup" xmlns:wpi="http://schemas.microsoft.com/office/word/2010/wordprocessingInk" xmlns:wne="http://schemas.microsoft.com/office/word/2006/wordml" xmlns:wps="http://schemas.microsoft.com/office/word/2010/wordprocessingShape" mc:Ignorable="w14 w15 w16se w16cid w16 w16cex w16sdtdh w16sdtfl w16du wp14">
+  <w:p>
+    <w:pPr>
+      <w:pStyle w:val="Header"/>
+    </w:pPr>
+  </w:p>
+</w:hdr>
+</file>
+
+<file path=word/header3.xml><?xml version="1.0" encoding="utf-8"?>
+<w:hdr xmlns:wpc="http://schemas.microsoft.com/office/word/2010/wordprocessingCanvas" xmlns:cx="http://schemas.microsoft.com/office/drawing/2014/chartex" xmlns:cx1="http://schemas.microsoft.com/office/drawing/2015/9/8/chartex" xmlns:cx2="http://schemas.microsoft.com/office/drawing/2015/10/21/chartex" xmlns:cx3="http://schemas.microsoft.com/office/drawing/2016/5/9/chartex" xmlns:cx4="http://schemas.microsoft.com/office/drawing/2016/5/10/chartex" xmlns:cx5="http://schemas.microsoft.com/office/drawing/2016/5/11/chartex" xmlns:cx6="http://schemas.microsoft.com/office/drawing/2016/5/12/chartex" xmlns:cx7="http://schemas.microsoft.com/office/drawing/2016/5/13/chartex" xmlns:cx8="http://schemas.microsoft.com/office/drawing/2016/5/14/chartex" xmlns:mc="http://schemas.openxmlformats.org/markup-compatibility/2006" xmlns:aink="http://schemas.microsoft.com/office/drawing/2016/ink" xmlns:am3d="http://schemas.microsoft.com/office/drawing/2017/model3d" xmlns:o="urn:schemas-microsoft-com:office:office" xmlns:oel="http://schemas.microsoft.com/office/2019/extlst" xmlns:r="http://schemas.openxmlformats.org/officeDocument/2006/relationships" xmlns:m="http://schemas.openxmlformats.org/officeDocument/2006/math" xmlns:v="urn:schemas-microsoft-com:vml" xmlns:wp14="http://schemas.microsoft.com/office/word/2010/wordprocessingDrawing" xmlns:wp="http://schemas.openxmlformats.org/drawingml/2006/wordprocessingDrawing" xmlns:w10="urn:schemas-microsoft-com:office:word" xmlns:w="http://schemas.openxmlformats.org/wordprocessingml/2006/main" xmlns:w14="http://schemas.microsoft.com/office/word/2010/wordml" xmlns:w15="http://schemas.microsoft.com/office/word/2012/wordml" xmlns:w16cex="http://schemas.microsoft.com/office/word/2018/wordml/cex" xmlns:w16cid="http://schemas.microsoft.com/office/word/2016/wordml/cid" xmlns:w16="http://schemas.microsoft.com/office/word/2018/wordml" xmlns:w16du="http://schemas.microsoft.com/office/word/2023/wordml/word16du" xmlns:w16sdtdh="http://schemas.microsoft.com/office/word/2020/wordml/sdtdatahash" xmlns:w16sdtfl="http://schemas.microsoft.com/office/word/2024/wordml/sdtformatlock" xmlns:w16se="http://schemas.microsoft.com/office/word/2015/wordml/symex" xmlns:wpg="http://schemas.microsoft.com/office/word/2010/wordprocessingGroup" xmlns:wpi="http://schemas.microsoft.com/office/word/2010/wordprocessingInk" xmlns:wne="http://schemas.microsoft.com/office/word/2006/wordml" xmlns:wps="http://schemas.microsoft.com/office/word/2010/wordprocessingShape" mc:Ignorable="w14 w15 w16se w16cid w16 w16cex w16sdtdh w16sdtfl w16du wp14">
+  <w:p>
+    <w:pPr>
+      <w:pStyle w:val="Header"/>
+    </w:pPr>
+  </w:p>
+</w:hdr>
 </file>
 
 <file path=word/numbering.xml><?xml version="1.0" encoding="utf-8"?>
@@ -1097,9 +1072,9 @@
   <w:style w:type="paragraph" w:default="1" w:styleId="Normal">
     <w:name w:val="Normal"/>
     <w:qFormat/>
-    <w:rsid w:val="00FC693F"/>
-    <w:pPr>
-      <w:spacing w:after="100" w:line="247" w:lineRule="auto"/>
+    <w:rsid w:val="00211044"/>
+    <w:pPr>
+      <w:spacing w:after="80" w:line="240" w:lineRule="auto"/>
     </w:pPr>
     <w:rPr>
       <w:rFonts w:ascii="Calibri" w:hAnsi="Calibri"/>
@@ -1113,11 +1088,11 @@
     <w:link w:val="Heading1Char"/>
     <w:uiPriority w:val="9"/>
     <w:qFormat/>
-    <w:rsid w:val="00FC693F"/>
+    <w:rsid w:val="00211044"/>
     <w:pPr>
       <w:keepNext/>
       <w:keepLines/>
-      <w:spacing w:before="220"/>
+      <w:spacing w:before="180"/>
       <w:outlineLvl w:val="0"/>
     </w:pPr>
     <w:rPr>
@@ -1136,7 +1111,7 @@
     <w:uiPriority w:val="9"/>
     <w:unhideWhenUsed/>
     <w:qFormat/>
-    <w:rsid w:val="00FC693F"/>
+    <w:rsid w:val="00211044"/>
     <w:pPr>
       <w:keepNext/>
       <w:keepLines/>
@@ -1159,7 +1134,7 @@
     <w:uiPriority w:val="9"/>
     <w:unhideWhenUsed/>
     <w:qFormat/>
-    <w:rsid w:val="00FC693F"/>
+    <w:rsid w:val="00211044"/>
     <w:pPr>
       <w:keepNext/>
       <w:keepLines/>
@@ -1181,7 +1156,7 @@
     <w:semiHidden/>
     <w:unhideWhenUsed/>
     <w:qFormat/>
-    <w:rsid w:val="00FC693F"/>
+    <w:rsid w:val="00211044"/>
     <w:pPr>
       <w:keepNext/>
       <w:keepLines/>
@@ -1205,7 +1180,7 @@
     <w:semiHidden/>
     <w:unhideWhenUsed/>
     <w:qFormat/>
-    <w:rsid w:val="00FC693F"/>
+    <w:rsid w:val="00211044"/>
     <w:pPr>
       <w:keepNext/>
       <w:keepLines/>
@@ -1225,7 +1200,7 @@
     <w:semiHidden/>
     <w:unhideWhenUsed/>
     <w:qFormat/>
-    <w:rsid w:val="00FC693F"/>
+    <w:rsid w:val="00211044"/>
     <w:pPr>
       <w:keepNext/>
       <w:keepLines/>
@@ -1247,7 +1222,7 @@
     <w:semiHidden/>
     <w:unhideWhenUsed/>
     <w:qFormat/>
-    <w:rsid w:val="00FC693F"/>
+    <w:rsid w:val="00211044"/>
     <w:pPr>
       <w:keepNext/>
       <w:keepLines/>
@@ -1269,7 +1244,7 @@
     <w:semiHidden/>
     <w:unhideWhenUsed/>
     <w:qFormat/>
-    <w:rsid w:val="00FC693F"/>
+    <w:rsid w:val="00211044"/>
     <w:pPr>
       <w:keepNext/>
       <w:keepLines/>
@@ -1291,7 +1266,7 @@
     <w:semiHidden/>
     <w:unhideWhenUsed/>
     <w:qFormat/>
-    <w:rsid w:val="00FC693F"/>
+    <w:rsid w:val="00211044"/>
     <w:pPr>
       <w:keepNext/>
       <w:keepLines/>
@@ -1311,6 +1286,7 @@
     <w:uiPriority w:val="1"/>
     <w:semiHidden/>
     <w:unhideWhenUsed/>
+    <w:rsid w:val="00211044"/>
   </w:style>
   <w:style w:type="table" w:default="1" w:styleId="TableNormal">
     <w:name w:val="Normal Table"/>
@@ -1332,6 +1308,7 @@
     <w:uiPriority w:val="99"/>
     <w:semiHidden/>
     <w:unhideWhenUsed/>
+    <w:rsid w:val="00211044"/>
   </w:style>
   <w:style w:type="paragraph" w:styleId="Header">
     <w:name w:val="header"/>
@@ -1339,13 +1316,13 @@
     <w:link w:val="HeaderChar"/>
     <w:uiPriority w:val="99"/>
     <w:unhideWhenUsed/>
-    <w:rsid w:val="00E618BF"/>
+    <w:rsid w:val="00211044"/>
     <w:pPr>
       <w:tabs>
         <w:tab w:val="center" w:pos="4680"/>
         <w:tab w:val="right" w:pos="9360"/>
       </w:tabs>
-      <w:spacing w:after="0" w:line="240" w:lineRule="auto"/>
+      <w:spacing w:after="0"/>
     </w:pPr>
   </w:style>
   <w:style w:type="character" w:customStyle="1" w:styleId="HeaderChar">
@@ -1353,7 +1330,11 @@
     <w:basedOn w:val="DefaultParagraphFont"/>
     <w:link w:val="Header"/>
     <w:uiPriority w:val="99"/>
-    <w:rsid w:val="00E618BF"/>
+    <w:rsid w:val="00211044"/>
+    <w:rPr>
+      <w:rFonts w:ascii="Calibri" w:hAnsi="Calibri"/>
+      <w:color w:val="000000"/>
+    </w:rPr>
   </w:style>
   <w:style w:type="paragraph" w:styleId="Footer">
     <w:name w:val="footer"/>
@@ -1361,13 +1342,13 @@
     <w:link w:val="FooterChar"/>
     <w:uiPriority w:val="99"/>
     <w:unhideWhenUsed/>
-    <w:rsid w:val="00E618BF"/>
+    <w:rsid w:val="00211044"/>
     <w:pPr>
       <w:tabs>
         <w:tab w:val="center" w:pos="4680"/>
         <w:tab w:val="right" w:pos="9360"/>
       </w:tabs>
-      <w:spacing w:after="0" w:line="240" w:lineRule="auto"/>
+      <w:spacing w:after="0"/>
     </w:pPr>
   </w:style>
   <w:style w:type="character" w:customStyle="1" w:styleId="FooterChar">
@@ -1375,13 +1356,17 @@
     <w:basedOn w:val="DefaultParagraphFont"/>
     <w:link w:val="Footer"/>
     <w:uiPriority w:val="99"/>
-    <w:rsid w:val="00E618BF"/>
+    <w:rsid w:val="00211044"/>
+    <w:rPr>
+      <w:rFonts w:ascii="Calibri" w:hAnsi="Calibri"/>
+      <w:color w:val="000000"/>
+    </w:rPr>
   </w:style>
   <w:style w:type="paragraph" w:styleId="NoSpacing">
     <w:name w:val="No Spacing"/>
     <w:uiPriority w:val="1"/>
     <w:qFormat/>
-    <w:rsid w:val="00FC693F"/>
+    <w:rsid w:val="00211044"/>
     <w:pPr>
       <w:spacing w:after="0" w:line="240" w:lineRule="auto"/>
     </w:pPr>
@@ -1394,13 +1379,13 @@
     <w:basedOn w:val="DefaultParagraphFont"/>
     <w:link w:val="Heading1"/>
     <w:uiPriority w:val="9"/>
-    <w:rsid w:val="00FC693F"/>
+    <w:rsid w:val="00211044"/>
     <w:rPr>
       <w:rFonts w:asciiTheme="majorHAnsi" w:eastAsiaTheme="majorEastAsia" w:hAnsiTheme="majorHAnsi" w:cstheme="majorBidi"/>
       <w:b/>
       <w:bCs/>
-      <w:color w:val="365F91" w:themeColor="accent1" w:themeShade="BF"/>
-      <w:sz w:val="28"/>
+      <w:color w:val="000000"/>
+      <w:sz w:val="24"/>
       <w:szCs w:val="28"/>
     </w:rPr>
   </w:style>
@@ -1409,12 +1394,12 @@
     <w:basedOn w:val="DefaultParagraphFont"/>
     <w:link w:val="Heading2"/>
     <w:uiPriority w:val="9"/>
-    <w:rsid w:val="00FC693F"/>
+    <w:rsid w:val="00211044"/>
     <w:rPr>
       <w:rFonts w:asciiTheme="majorHAnsi" w:eastAsiaTheme="majorEastAsia" w:hAnsiTheme="majorHAnsi" w:cstheme="majorBidi"/>
       <w:b/>
       <w:bCs/>
-      <w:color w:val="4F81BD" w:themeColor="accent1"/>
+      <w:color w:val="000000"/>
       <w:sz w:val="26"/>
       <w:szCs w:val="26"/>
     </w:rPr>
@@ -1424,12 +1409,12 @@
     <w:basedOn w:val="DefaultParagraphFont"/>
     <w:link w:val="Heading3"/>
     <w:uiPriority w:val="9"/>
-    <w:rsid w:val="00FC693F"/>
+    <w:rsid w:val="00211044"/>
     <w:rPr>
       <w:rFonts w:asciiTheme="majorHAnsi" w:eastAsiaTheme="majorEastAsia" w:hAnsiTheme="majorHAnsi" w:cstheme="majorBidi"/>
       <w:b/>
       <w:bCs/>
-      <w:color w:val="4F81BD" w:themeColor="accent1"/>
+      <w:color w:val="000000"/>
     </w:rPr>
   </w:style>
   <w:style w:type="paragraph" w:styleId="Title">
@@ -1439,10 +1424,10 @@
     <w:link w:val="TitleChar"/>
     <w:uiPriority w:val="10"/>
     <w:qFormat/>
-    <w:rsid w:val="00FC693F"/>
+    <w:rsid w:val="00211044"/>
     <w:pPr>
       <w:keepNext/>
-      <w:spacing w:after="60" w:line="240" w:lineRule="auto"/>
+      <w:spacing w:after="40"/>
       <w:contextualSpacing/>
     </w:pPr>
     <w:rPr>
@@ -1450,7 +1435,7 @@
       <w:b/>
       <w:spacing w:val="5"/>
       <w:kern w:val="28"/>
-      <w:sz w:val="52"/>
+      <w:sz w:val="48"/>
       <w:szCs w:val="52"/>
     </w:rPr>
   </w:style>
@@ -1459,13 +1444,14 @@
     <w:basedOn w:val="DefaultParagraphFont"/>
     <w:link w:val="Title"/>
     <w:uiPriority w:val="10"/>
-    <w:rsid w:val="00FC693F"/>
+    <w:rsid w:val="00211044"/>
     <w:rPr>
       <w:rFonts w:asciiTheme="majorHAnsi" w:eastAsiaTheme="majorEastAsia" w:hAnsiTheme="majorHAnsi" w:cstheme="majorBidi"/>
-      <w:color w:val="17365D" w:themeColor="text2" w:themeShade="BF"/>
+      <w:b/>
+      <w:color w:val="000000"/>
       <w:spacing w:val="5"/>
       <w:kern w:val="28"/>
-      <w:sz w:val="52"/>
+      <w:sz w:val="48"/>
       <w:szCs w:val="52"/>
     </w:rPr>
   </w:style>
@@ -1476,18 +1462,17 @@
     <w:link w:val="SubtitleChar"/>
     <w:uiPriority w:val="11"/>
     <w:qFormat/>
-    <w:rsid w:val="00FC693F"/>
+    <w:rsid w:val="00211044"/>
     <w:pPr>
       <w:keepNext/>
       <w:numPr>
         <w:ilvl w:val="1"/>
       </w:numPr>
-      <w:spacing w:after="140"/>
+      <w:spacing w:after="100"/>
     </w:pPr>
     <w:rPr>
       <w:rFonts w:asciiTheme="majorHAnsi" w:eastAsiaTheme="majorEastAsia" w:hAnsiTheme="majorHAnsi" w:cstheme="majorBidi"/>
       <w:b/>
-      <w:i/>
       <w:iCs/>
       <w:spacing w:val="15"/>
       <w:sz w:val="24"/>
@@ -1499,12 +1484,12 @@
     <w:basedOn w:val="DefaultParagraphFont"/>
     <w:link w:val="Subtitle"/>
     <w:uiPriority w:val="11"/>
-    <w:rsid w:val="00FC693F"/>
+    <w:rsid w:val="00211044"/>
     <w:rPr>
       <w:rFonts w:asciiTheme="majorHAnsi" w:eastAsiaTheme="majorEastAsia" w:hAnsiTheme="majorHAnsi" w:cstheme="majorBidi"/>
-      <w:i/>
+      <w:b/>
       <w:iCs/>
-      <w:color w:val="4F81BD" w:themeColor="accent1"/>
+      <w:color w:val="000000"/>
       <w:spacing w:val="15"/>
       <w:sz w:val="24"/>
       <w:szCs w:val="24"/>
@@ -1515,7 +1500,7 @@
     <w:basedOn w:val="Normal"/>
     <w:uiPriority w:val="34"/>
     <w:qFormat/>
-    <w:rsid w:val="00FC693F"/>
+    <w:rsid w:val="00211044"/>
     <w:pPr>
       <w:ind w:left="720"/>
       <w:contextualSpacing/>
@@ -1527,7 +1512,7 @@
     <w:link w:val="BodyTextChar"/>
     <w:uiPriority w:val="99"/>
     <w:unhideWhenUsed/>
-    <w:rsid w:val="00AA1D8D"/>
+    <w:rsid w:val="00211044"/>
     <w:pPr>
       <w:spacing w:after="120"/>
     </w:pPr>
@@ -1537,7 +1522,11 @@
     <w:basedOn w:val="DefaultParagraphFont"/>
     <w:link w:val="BodyText"/>
     <w:uiPriority w:val="99"/>
-    <w:rsid w:val="00AA1D8D"/>
+    <w:rsid w:val="00211044"/>
+    <w:rPr>
+      <w:rFonts w:ascii="Calibri" w:hAnsi="Calibri"/>
+      <w:color w:val="000000"/>
+    </w:rPr>
   </w:style>
   <w:style w:type="paragraph" w:styleId="BodyText2">
     <w:name w:val="Body Text 2"/>
@@ -1545,7 +1534,7 @@
     <w:link w:val="BodyText2Char"/>
     <w:uiPriority w:val="99"/>
     <w:unhideWhenUsed/>
-    <w:rsid w:val="00AA1D8D"/>
+    <w:rsid w:val="00211044"/>
     <w:pPr>
       <w:spacing w:after="120" w:line="480" w:lineRule="auto"/>
     </w:pPr>
@@ -1555,7 +1544,11 @@
     <w:basedOn w:val="DefaultParagraphFont"/>
     <w:link w:val="BodyText2"/>
     <w:uiPriority w:val="99"/>
-    <w:rsid w:val="00AA1D8D"/>
+    <w:rsid w:val="00211044"/>
+    <w:rPr>
+      <w:rFonts w:ascii="Calibri" w:hAnsi="Calibri"/>
+      <w:color w:val="000000"/>
+    </w:rPr>
   </w:style>
   <w:style w:type="paragraph" w:styleId="BodyText3">
     <w:name w:val="Body Text 3"/>
@@ -1563,7 +1556,7 @@
     <w:link w:val="BodyText3Char"/>
     <w:uiPriority w:val="99"/>
     <w:unhideWhenUsed/>
-    <w:rsid w:val="00AA1D8D"/>
+    <w:rsid w:val="00211044"/>
     <w:pPr>
       <w:spacing w:after="120"/>
     </w:pPr>
@@ -1577,8 +1570,10 @@
     <w:basedOn w:val="DefaultParagraphFont"/>
     <w:link w:val="BodyText3"/>
     <w:uiPriority w:val="99"/>
-    <w:rsid w:val="00AA1D8D"/>
+    <w:rsid w:val="00211044"/>
     <w:rPr>
+      <w:rFonts w:ascii="Calibri" w:hAnsi="Calibri"/>
+      <w:color w:val="000000"/>
       <w:sz w:val="16"/>
       <w:szCs w:val="16"/>
     </w:rPr>
@@ -1588,7 +1583,7 @@
     <w:basedOn w:val="Normal"/>
     <w:uiPriority w:val="99"/>
     <w:unhideWhenUsed/>
-    <w:rsid w:val="00AA1D8D"/>
+    <w:rsid w:val="00211044"/>
     <w:pPr>
       <w:ind w:left="360" w:hanging="360"/>
       <w:contextualSpacing/>
@@ -1599,7 +1594,7 @@
     <w:basedOn w:val="Normal"/>
     <w:uiPriority w:val="99"/>
     <w:unhideWhenUsed/>
-    <w:rsid w:val="00326F90"/>
+    <w:rsid w:val="00211044"/>
     <w:pPr>
       <w:ind w:left="720" w:hanging="360"/>
       <w:contextualSpacing/>
@@ -1610,7 +1605,7 @@
     <w:basedOn w:val="Normal"/>
     <w:uiPriority w:val="99"/>
     <w:unhideWhenUsed/>
-    <w:rsid w:val="00326F90"/>
+    <w:rsid w:val="00211044"/>
     <w:pPr>
       <w:ind w:left="1080" w:hanging="360"/>
       <w:contextualSpacing/>
@@ -1621,14 +1616,14 @@
     <w:basedOn w:val="Normal"/>
     <w:uiPriority w:val="99"/>
     <w:unhideWhenUsed/>
-    <w:rsid w:val="00326F90"/>
+    <w:rsid w:val="00211044"/>
     <w:pPr>
       <w:keepLines/>
       <w:numPr>
         <w:numId w:val="1"/>
       </w:numPr>
       <w:spacing w:after="60"/>
-      <w:ind w:left="202" w:hanging="202"/>
+      <w:ind w:left="216" w:hanging="216"/>
       <w:contextualSpacing/>
     </w:pPr>
   </w:style>
@@ -1637,7 +1632,7 @@
     <w:basedOn w:val="Normal"/>
     <w:uiPriority w:val="99"/>
     <w:unhideWhenUsed/>
-    <w:rsid w:val="00326F90"/>
+    <w:rsid w:val="00211044"/>
     <w:pPr>
       <w:numPr>
         <w:numId w:val="2"/>
@@ -1650,7 +1645,7 @@
     <w:basedOn w:val="Normal"/>
     <w:uiPriority w:val="99"/>
     <w:unhideWhenUsed/>
-    <w:rsid w:val="00326F90"/>
+    <w:rsid w:val="00211044"/>
     <w:pPr>
       <w:numPr>
         <w:numId w:val="3"/>
@@ -1663,7 +1658,7 @@
     <w:basedOn w:val="Normal"/>
     <w:uiPriority w:val="99"/>
     <w:unhideWhenUsed/>
-    <w:rsid w:val="00326F90"/>
+    <w:rsid w:val="00211044"/>
     <w:pPr>
       <w:numPr>
         <w:numId w:val="5"/>
@@ -1676,7 +1671,7 @@
     <w:basedOn w:val="Normal"/>
     <w:uiPriority w:val="99"/>
     <w:unhideWhenUsed/>
-    <w:rsid w:val="0029639D"/>
+    <w:rsid w:val="00211044"/>
     <w:pPr>
       <w:numPr>
         <w:numId w:val="6"/>
@@ -1689,7 +1684,7 @@
     <w:basedOn w:val="Normal"/>
     <w:uiPriority w:val="99"/>
     <w:unhideWhenUsed/>
-    <w:rsid w:val="0029639D"/>
+    <w:rsid w:val="00211044"/>
     <w:pPr>
       <w:numPr>
         <w:numId w:val="7"/>
@@ -1702,7 +1697,7 @@
     <w:basedOn w:val="Normal"/>
     <w:uiPriority w:val="99"/>
     <w:unhideWhenUsed/>
-    <w:rsid w:val="0029639D"/>
+    <w:rsid w:val="00211044"/>
     <w:pPr>
       <w:spacing w:after="120"/>
       <w:ind w:left="360"/>
@@ -1714,7 +1709,7 @@
     <w:basedOn w:val="Normal"/>
     <w:uiPriority w:val="99"/>
     <w:unhideWhenUsed/>
-    <w:rsid w:val="0029639D"/>
+    <w:rsid w:val="00211044"/>
     <w:pPr>
       <w:spacing w:after="120"/>
       <w:ind w:left="720"/>
@@ -1726,7 +1721,7 @@
     <w:basedOn w:val="Normal"/>
     <w:uiPriority w:val="99"/>
     <w:unhideWhenUsed/>
-    <w:rsid w:val="0029639D"/>
+    <w:rsid w:val="00211044"/>
     <w:pPr>
       <w:spacing w:after="120"/>
       <w:ind w:left="1080"/>
@@ -1738,7 +1733,7 @@
     <w:link w:val="MacroTextChar"/>
     <w:uiPriority w:val="99"/>
     <w:unhideWhenUsed/>
-    <w:rsid w:val="0029639D"/>
+    <w:rsid w:val="00211044"/>
     <w:pPr>
       <w:tabs>
         <w:tab w:val="left" w:pos="576"/>
@@ -1762,9 +1757,10 @@
     <w:basedOn w:val="DefaultParagraphFont"/>
     <w:link w:val="MacroText"/>
     <w:uiPriority w:val="99"/>
-    <w:rsid w:val="0029639D"/>
+    <w:rsid w:val="00211044"/>
     <w:rPr>
       <w:rFonts w:ascii="Courier" w:hAnsi="Courier"/>
+      <w:color w:val="000000"/>
       <w:sz w:val="20"/>
       <w:szCs w:val="20"/>
     </w:rPr>
@@ -1776,7 +1772,7 @@
     <w:link w:val="QuoteChar"/>
     <w:uiPriority w:val="29"/>
     <w:qFormat/>
-    <w:rsid w:val="00FC693F"/>
+    <w:rsid w:val="00211044"/>
     <w:rPr>
       <w:i/>
       <w:iCs/>
@@ -1787,11 +1783,12 @@
     <w:basedOn w:val="DefaultParagraphFont"/>
     <w:link w:val="Quote"/>
     <w:uiPriority w:val="29"/>
-    <w:rsid w:val="00FC693F"/>
+    <w:rsid w:val="00211044"/>
     <w:rPr>
+      <w:rFonts w:ascii="Calibri" w:hAnsi="Calibri"/>
       <w:i/>
       <w:iCs/>
-      <w:color w:val="000000" w:themeColor="text1"/>
+      <w:color w:val="000000"/>
     </w:rPr>
   </w:style>
   <w:style w:type="character" w:customStyle="1" w:styleId="Heading4Char">
@@ -1800,14 +1797,14 @@
     <w:link w:val="Heading4"/>
     <w:uiPriority w:val="9"/>
     <w:semiHidden/>
-    <w:rsid w:val="00FC693F"/>
+    <w:rsid w:val="00211044"/>
     <w:rPr>
       <w:rFonts w:asciiTheme="majorHAnsi" w:eastAsiaTheme="majorEastAsia" w:hAnsiTheme="majorHAnsi" w:cstheme="majorBidi"/>
       <w:b/>
       <w:bCs/>
       <w:i/>
       <w:iCs/>
-      <w:color w:val="4F81BD" w:themeColor="accent1"/>
+      <w:color w:val="000000"/>
     </w:rPr>
   </w:style>
   <w:style w:type="character" w:customStyle="1" w:styleId="Heading5Char">
@@ -1816,10 +1813,10 @@
     <w:link w:val="Heading5"/>
     <w:uiPriority w:val="9"/>
     <w:semiHidden/>
-    <w:rsid w:val="00FC693F"/>
+    <w:rsid w:val="00211044"/>
     <w:rPr>
       <w:rFonts w:asciiTheme="majorHAnsi" w:eastAsiaTheme="majorEastAsia" w:hAnsiTheme="majorHAnsi" w:cstheme="majorBidi"/>
-      <w:color w:val="243F60" w:themeColor="accent1" w:themeShade="7F"/>
+      <w:color w:val="000000"/>
     </w:rPr>
   </w:style>
   <w:style w:type="character" w:customStyle="1" w:styleId="Heading6Char">
@@ -1828,12 +1825,12 @@
     <w:link w:val="Heading6"/>
     <w:uiPriority w:val="9"/>
     <w:semiHidden/>
-    <w:rsid w:val="00FC693F"/>
+    <w:rsid w:val="00211044"/>
     <w:rPr>
       <w:rFonts w:asciiTheme="majorHAnsi" w:eastAsiaTheme="majorEastAsia" w:hAnsiTheme="majorHAnsi" w:cstheme="majorBidi"/>
       <w:i/>
       <w:iCs/>
-      <w:color w:val="243F60" w:themeColor="accent1" w:themeShade="7F"/>
+      <w:color w:val="000000"/>
     </w:rPr>
   </w:style>
   <w:style w:type="character" w:customStyle="1" w:styleId="Heading7Char">
@@ -1842,12 +1839,12 @@
     <w:link w:val="Heading7"/>
     <w:uiPriority w:val="9"/>
     <w:semiHidden/>
-    <w:rsid w:val="00FC693F"/>
+    <w:rsid w:val="00211044"/>
     <w:rPr>
       <w:rFonts w:asciiTheme="majorHAnsi" w:eastAsiaTheme="majorEastAsia" w:hAnsiTheme="majorHAnsi" w:cstheme="majorBidi"/>
       <w:i/>
       <w:iCs/>
-      <w:color w:val="404040" w:themeColor="text1" w:themeTint="BF"/>
+      <w:color w:val="000000"/>
     </w:rPr>
   </w:style>
   <w:style w:type="character" w:customStyle="1" w:styleId="Heading8Char">
@@ -1856,10 +1853,10 @@
     <w:link w:val="Heading8"/>
     <w:uiPriority w:val="9"/>
     <w:semiHidden/>
-    <w:rsid w:val="00FC693F"/>
+    <w:rsid w:val="00211044"/>
     <w:rPr>
       <w:rFonts w:asciiTheme="majorHAnsi" w:eastAsiaTheme="majorEastAsia" w:hAnsiTheme="majorHAnsi" w:cstheme="majorBidi"/>
-      <w:color w:val="4F81BD" w:themeColor="accent1"/>
+      <w:color w:val="000000"/>
       <w:sz w:val="20"/>
       <w:szCs w:val="20"/>
     </w:rPr>
@@ -1870,12 +1867,12 @@
     <w:link w:val="Heading9"/>
     <w:uiPriority w:val="9"/>
     <w:semiHidden/>
-    <w:rsid w:val="00FC693F"/>
+    <w:rsid w:val="00211044"/>
     <w:rPr>
       <w:rFonts w:asciiTheme="majorHAnsi" w:eastAsiaTheme="majorEastAsia" w:hAnsiTheme="majorHAnsi" w:cstheme="majorBidi"/>
       <w:i/>
       <w:iCs/>
-      <w:color w:val="404040" w:themeColor="text1" w:themeTint="BF"/>
+      <w:color w:val="000000"/>
       <w:sz w:val="20"/>
       <w:szCs w:val="20"/>
     </w:rPr>
@@ -1888,10 +1885,7 @@
     <w:semiHidden/>
     <w:unhideWhenUsed/>
     <w:qFormat/>
-    <w:rsid w:val="00FC693F"/>
-    <w:pPr>
-      <w:spacing w:line="240" w:lineRule="auto"/>
-    </w:pPr>
+    <w:rsid w:val="00211044"/>
     <w:rPr>
       <w:b/>
       <w:bCs/>
@@ -1904,7 +1898,7 @@
     <w:basedOn w:val="DefaultParagraphFont"/>
     <w:uiPriority w:val="22"/>
     <w:qFormat/>
-    <w:rsid w:val="00FC693F"/>
+    <w:rsid w:val="00211044"/>
     <w:rPr>
       <w:b/>
       <w:bCs/>
@@ -1915,7 +1909,7 @@
     <w:basedOn w:val="DefaultParagraphFont"/>
     <w:uiPriority w:val="20"/>
     <w:qFormat/>
-    <w:rsid w:val="00FC693F"/>
+    <w:rsid w:val="00211044"/>
     <w:rPr>
       <w:i/>
       <w:iCs/>
@@ -1928,7 +1922,7 @@
     <w:link w:val="IntenseQuoteChar"/>
     <w:uiPriority w:val="30"/>
     <w:qFormat/>
-    <w:rsid w:val="00FC693F"/>
+    <w:rsid w:val="00211044"/>
     <w:pPr>
       <w:spacing w:before="200" w:after="280"/>
       <w:ind w:left="936" w:right="936"/>
@@ -1945,7 +1939,34 @@
     <w:basedOn w:val="DefaultParagraphFont"/>
     <w:link w:val="IntenseQuote"/>
     <w:uiPriority w:val="30"/>
-    <w:rsid w:val="00FC693F"/>
+    <w:rsid w:val="00211044"/>
+    <w:rPr>
+      <w:rFonts w:ascii="Calibri" w:hAnsi="Calibri"/>
+      <w:b/>
+      <w:bCs/>
+      <w:i/>
+      <w:iCs/>
+      <w:color w:val="000000"/>
+    </w:rPr>
+  </w:style>
+  <w:style w:type="character" w:styleId="SubtleEmphasis">
+    <w:name w:val="Subtle Emphasis"/>
+    <w:basedOn w:val="DefaultParagraphFont"/>
+    <w:uiPriority w:val="19"/>
+    <w:qFormat/>
+    <w:rsid w:val="00211044"/>
+    <w:rPr>
+      <w:i/>
+      <w:iCs/>
+      <w:color w:val="808080" w:themeColor="text1" w:themeTint="7F"/>
+    </w:rPr>
+  </w:style>
+  <w:style w:type="character" w:styleId="IntenseEmphasis">
+    <w:name w:val="Intense Emphasis"/>
+    <w:basedOn w:val="DefaultParagraphFont"/>
+    <w:uiPriority w:val="21"/>
+    <w:qFormat/>
+    <w:rsid w:val="00211044"/>
     <w:rPr>
       <w:b/>
       <w:bCs/>
@@ -1954,38 +1975,12 @@
       <w:color w:val="4F81BD" w:themeColor="accent1"/>
     </w:rPr>
   </w:style>
-  <w:style w:type="character" w:styleId="SubtleEmphasis">
-    <w:name w:val="Subtle Emphasis"/>
-    <w:basedOn w:val="DefaultParagraphFont"/>
-    <w:uiPriority w:val="19"/>
-    <w:qFormat/>
-    <w:rsid w:val="00FC693F"/>
-    <w:rPr>
-      <w:i/>
-      <w:iCs/>
-      <w:color w:val="808080" w:themeColor="text1" w:themeTint="7F"/>
-    </w:rPr>
-  </w:style>
-  <w:style w:type="character" w:styleId="IntenseEmphasis">
-    <w:name w:val="Intense Emphasis"/>
-    <w:basedOn w:val="DefaultParagraphFont"/>
-    <w:uiPriority w:val="21"/>
-    <w:qFormat/>
-    <w:rsid w:val="00FC693F"/>
-    <w:rPr>
-      <w:b/>
-      <w:bCs/>
-      <w:i/>
-      <w:iCs/>
-      <w:color w:val="4F81BD" w:themeColor="accent1"/>
-    </w:rPr>
-  </w:style>
   <w:style w:type="character" w:styleId="SubtleReference">
     <w:name w:val="Subtle Reference"/>
     <w:basedOn w:val="DefaultParagraphFont"/>
     <w:uiPriority w:val="31"/>
     <w:qFormat/>
-    <w:rsid w:val="00FC693F"/>
+    <w:rsid w:val="00211044"/>
     <w:rPr>
       <w:smallCaps/>
       <w:color w:val="C0504D" w:themeColor="accent2"/>
@@ -1997,7 +1992,7 @@
     <w:basedOn w:val="DefaultParagraphFont"/>
     <w:uiPriority w:val="32"/>
     <w:qFormat/>
-    <w:rsid w:val="00FC693F"/>
+    <w:rsid w:val="00211044"/>
     <w:rPr>
       <w:b/>
       <w:bCs/>
@@ -2012,7 +2007,7 @@
     <w:basedOn w:val="DefaultParagraphFont"/>
     <w:uiPriority w:val="33"/>
     <w:qFormat/>
-    <w:rsid w:val="00FC693F"/>
+    <w:rsid w:val="00211044"/>
     <w:rPr>
       <w:b/>
       <w:bCs/>
@@ -2028,7 +2023,7 @@
     <w:semiHidden/>
     <w:unhideWhenUsed/>
     <w:qFormat/>
-    <w:rsid w:val="00FC693F"/>
+    <w:rsid w:val="00211044"/>
     <w:pPr>
       <w:outlineLvl w:val="9"/>
     </w:pPr>
@@ -2037,7 +2032,7 @@
     <w:name w:val="Table Grid"/>
     <w:basedOn w:val="TableNormal"/>
     <w:uiPriority w:val="59"/>
-    <w:rsid w:val="00FC693F"/>
+    <w:rsid w:val="00211044"/>
     <w:pPr>
       <w:spacing w:after="0" w:line="240" w:lineRule="auto"/>
     </w:pPr>
@@ -2056,7 +2051,7 @@
     <w:name w:val="Light Shading"/>
     <w:basedOn w:val="TableNormal"/>
     <w:uiPriority w:val="60"/>
-    <w:rsid w:val="00FC693F"/>
+    <w:rsid w:val="00211044"/>
     <w:pPr>
       <w:spacing w:after="0" w:line="240" w:lineRule="auto"/>
     </w:pPr>
@@ -2152,7 +2147,7 @@
     <w:name w:val="Light Shading Accent 1"/>
     <w:basedOn w:val="TableNormal"/>
     <w:uiPriority w:val="60"/>
-    <w:rsid w:val="00FC693F"/>
+    <w:rsid w:val="00211044"/>
     <w:pPr>
       <w:spacing w:after="0" w:line="240" w:lineRule="auto"/>
     </w:pPr>
@@ -2248,7 +2243,7 @@
     <w:name w:val="Light Shading Accent 2"/>
     <w:basedOn w:val="TableNormal"/>
     <w:uiPriority w:val="60"/>
-    <w:rsid w:val="00FC693F"/>
+    <w:rsid w:val="00211044"/>
     <w:pPr>
       <w:spacing w:after="0" w:line="240" w:lineRule="auto"/>
     </w:pPr>
@@ -2344,7 +2339,7 @@
     <w:name w:val="Light Shading Accent 3"/>
     <w:basedOn w:val="TableNormal"/>
     <w:uiPriority w:val="60"/>
-    <w:rsid w:val="00FC693F"/>
+    <w:rsid w:val="00211044"/>
     <w:pPr>
       <w:spacing w:after="0" w:line="240" w:lineRule="auto"/>
     </w:pPr>
@@ -2440,7 +2435,7 @@
     <w:name w:val="Light Shading Accent 4"/>
     <w:basedOn w:val="TableNormal"/>
     <w:uiPriority w:val="60"/>
-    <w:rsid w:val="00FC693F"/>
+    <w:rsid w:val="00211044"/>
     <w:pPr>
       <w:spacing w:after="0" w:line="240" w:lineRule="auto"/>
     </w:pPr>
@@ -2536,7 +2531,7 @@
     <w:name w:val="Light Shading Accent 5"/>
     <w:basedOn w:val="TableNormal"/>
     <w:uiPriority w:val="60"/>
-    <w:rsid w:val="00FC693F"/>
+    <w:rsid w:val="00211044"/>
     <w:pPr>
       <w:spacing w:after="0" w:line="240" w:lineRule="auto"/>
     </w:pPr>
@@ -2632,7 +2627,7 @@
     <w:name w:val="Light Shading Accent 6"/>
     <w:basedOn w:val="TableNormal"/>
     <w:uiPriority w:val="60"/>
-    <w:rsid w:val="00FC693F"/>
+    <w:rsid w:val="00211044"/>
     <w:pPr>
       <w:spacing w:after="0" w:line="240" w:lineRule="auto"/>
     </w:pPr>
@@ -2728,7 +2723,7 @@
     <w:name w:val="Light List"/>
     <w:basedOn w:val="TableNormal"/>
     <w:uiPriority w:val="61"/>
-    <w:rsid w:val="00FC693F"/>
+    <w:rsid w:val="00211044"/>
     <w:pPr>
       <w:spacing w:after="0" w:line="240" w:lineRule="auto"/>
     </w:pPr>
@@ -2813,7 +2808,7 @@
     <w:name w:val="Light List Accent 1"/>
     <w:basedOn w:val="TableNormal"/>
     <w:uiPriority w:val="61"/>
-    <w:rsid w:val="00FC693F"/>
+    <w:rsid w:val="00211044"/>
     <w:pPr>
       <w:spacing w:after="0" w:line="240" w:lineRule="auto"/>
     </w:pPr>
@@ -2898,7 +2893,7 @@
     <w:name w:val="Light List Accent 2"/>
     <w:basedOn w:val="TableNormal"/>
     <w:uiPriority w:val="61"/>
-    <w:rsid w:val="00CB0664"/>
+    <w:rsid w:val="00211044"/>
     <w:pPr>
       <w:spacing w:after="0" w:line="240" w:lineRule="auto"/>
     </w:pPr>
@@ -2983,7 +2978,7 @@
     <w:name w:val="Light List Accent 3"/>
     <w:basedOn w:val="TableNormal"/>
     <w:uiPriority w:val="61"/>
-    <w:rsid w:val="00CB0664"/>
+    <w:rsid w:val="00211044"/>
     <w:pPr>
       <w:spacing w:after="0" w:line="240" w:lineRule="auto"/>
     </w:pPr>
@@ -3068,7 +3063,7 @@
     <w:name w:val="Light List Accent 4"/>
     <w:basedOn w:val="TableNormal"/>
     <w:uiPriority w:val="61"/>
-    <w:rsid w:val="00CB0664"/>
+    <w:rsid w:val="00211044"/>
     <w:pPr>
       <w:spacing w:after="0" w:line="240" w:lineRule="auto"/>
     </w:pPr>
@@ -3153,7 +3148,7 @@
     <w:name w:val="Light List Accent 5"/>
     <w:basedOn w:val="TableNormal"/>
     <w:uiPriority w:val="61"/>
-    <w:rsid w:val="00CB0664"/>
+    <w:rsid w:val="00211044"/>
     <w:pPr>
       <w:spacing w:after="0" w:line="240" w:lineRule="auto"/>
     </w:pPr>
@@ -3238,7 +3233,7 @@
     <w:name w:val="Light List Accent 6"/>
     <w:basedOn w:val="TableNormal"/>
     <w:uiPriority w:val="61"/>
-    <w:rsid w:val="00CB0664"/>
+    <w:rsid w:val="00211044"/>
     <w:pPr>
       <w:spacing w:after="0" w:line="240" w:lineRule="auto"/>
     </w:pPr>
@@ -3323,7 +3318,7 @@
     <w:name w:val="Light Grid"/>
     <w:basedOn w:val="TableNormal"/>
     <w:uiPriority w:val="62"/>
-    <w:rsid w:val="00CB0664"/>
+    <w:rsid w:val="00211044"/>
     <w:pPr>
       <w:spacing w:after="0" w:line="240" w:lineRule="auto"/>
     </w:pPr>
@@ -3446,7 +3441,7 @@
     <w:name w:val="Light Grid Accent 1"/>
     <w:basedOn w:val="TableNormal"/>
     <w:uiPriority w:val="62"/>
-    <w:rsid w:val="00CB0664"/>
+    <w:rsid w:val="00211044"/>
     <w:pPr>
       <w:spacing w:after="0" w:line="240" w:lineRule="auto"/>
     </w:pPr>
@@ -3569,7 +3564,7 @@
     <w:name w:val="Light Grid Accent 2"/>
     <w:basedOn w:val="TableNormal"/>
     <w:uiPriority w:val="62"/>
-    <w:rsid w:val="00CB0664"/>
+    <w:rsid w:val="00211044"/>
     <w:pPr>
       <w:spacing w:after="0" w:line="240" w:lineRule="auto"/>
     </w:pPr>
@@ -3692,7 +3687,7 @@
     <w:name w:val="Light Grid Accent 3"/>
     <w:basedOn w:val="TableNormal"/>
     <w:uiPriority w:val="62"/>
-    <w:rsid w:val="00CB0664"/>
+    <w:rsid w:val="00211044"/>
     <w:pPr>
       <w:spacing w:after="0" w:line="240" w:lineRule="auto"/>
     </w:pPr>
@@ -3815,7 +3810,7 @@
     <w:name w:val="Light Grid Accent 4"/>
     <w:basedOn w:val="TableNormal"/>
     <w:uiPriority w:val="62"/>
-    <w:rsid w:val="00CB0664"/>
+    <w:rsid w:val="00211044"/>
     <w:pPr>
       <w:spacing w:after="0" w:line="240" w:lineRule="auto"/>
     </w:pPr>
@@ -3938,7 +3933,7 @@
     <w:name w:val="Light Grid Accent 5"/>
     <w:basedOn w:val="TableNormal"/>
     <w:uiPriority w:val="62"/>
-    <w:rsid w:val="00CB0664"/>
+    <w:rsid w:val="00211044"/>
     <w:pPr>
       <w:spacing w:after="0" w:line="240" w:lineRule="auto"/>
     </w:pPr>
@@ -4061,7 +4056,7 @@
     <w:name w:val="Light Grid Accent 6"/>
     <w:basedOn w:val="TableNormal"/>
     <w:uiPriority w:val="62"/>
-    <w:rsid w:val="00CB0664"/>
+    <w:rsid w:val="00211044"/>
     <w:pPr>
       <w:spacing w:after="0" w:line="240" w:lineRule="auto"/>
     </w:pPr>
@@ -4184,7 +4179,7 @@
     <w:name w:val="Medium Shading 1"/>
     <w:basedOn w:val="TableNormal"/>
     <w:uiPriority w:val="63"/>
-    <w:rsid w:val="00CB0664"/>
+    <w:rsid w:val="00211044"/>
     <w:pPr>
       <w:spacing w:after="0" w:line="240" w:lineRule="auto"/>
     </w:pPr>
@@ -4283,7 +4278,7 @@
     <w:name w:val="Medium Shading 1 Accent 1"/>
     <w:basedOn w:val="TableNormal"/>
     <w:uiPriority w:val="63"/>
-    <w:rsid w:val="00CB0664"/>
+    <w:rsid w:val="00211044"/>
     <w:pPr>
       <w:spacing w:after="0" w:line="240" w:lineRule="auto"/>
     </w:pPr>
@@ -4382,7 +4377,7 @@
     <w:name w:val="Medium Shading 1 Accent 2"/>
     <w:basedOn w:val="TableNormal"/>
     <w:uiPriority w:val="63"/>
-    <w:rsid w:val="00CB0664"/>
+    <w:rsid w:val="00211044"/>
     <w:pPr>
       <w:spacing w:after="0" w:line="240" w:lineRule="auto"/>
     </w:pPr>
@@ -4481,7 +4476,7 @@
     <w:name w:val="Medium Shading 1 Accent 3"/>
     <w:basedOn w:val="TableNormal"/>
     <w:uiPriority w:val="63"/>
-    <w:rsid w:val="00CB0664"/>
+    <w:rsid w:val="00211044"/>
     <w:pPr>
       <w:spacing w:after="0" w:line="240" w:lineRule="auto"/>
     </w:pPr>
@@ -4580,7 +4575,7 @@
     <w:name w:val="Medium Shading 1 Accent 4"/>
     <w:basedOn w:val="TableNormal"/>
     <w:uiPriority w:val="63"/>
-    <w:rsid w:val="00CB0664"/>
+    <w:rsid w:val="00211044"/>
     <w:pPr>
       <w:spacing w:after="0" w:line="240" w:lineRule="auto"/>
     </w:pPr>
@@ -4679,7 +4674,7 @@
     <w:name w:val="Medium Shading 1 Accent 5"/>
     <w:basedOn w:val="TableNormal"/>
     <w:uiPriority w:val="63"/>
-    <w:rsid w:val="00CB0664"/>
+    <w:rsid w:val="00211044"/>
     <w:pPr>
       <w:spacing w:after="0" w:line="240" w:lineRule="auto"/>
     </w:pPr>
@@ -4778,7 +4773,7 @@
     <w:name w:val="Medium Shading 1 Accent 6"/>
     <w:basedOn w:val="TableNormal"/>
     <w:uiPriority w:val="63"/>
-    <w:rsid w:val="00CB0664"/>
+    <w:rsid w:val="00211044"/>
     <w:pPr>
       <w:spacing w:after="0" w:line="240" w:lineRule="auto"/>
     </w:pPr>
@@ -4877,7 +4872,7 @@
     <w:name w:val="Medium Shading 2"/>
     <w:basedOn w:val="TableNormal"/>
     <w:uiPriority w:val="64"/>
-    <w:rsid w:val="00CB0664"/>
+    <w:rsid w:val="00211044"/>
     <w:pPr>
       <w:spacing w:after="0" w:line="240" w:lineRule="auto"/>
     </w:pPr>
@@ -5019,7 +5014,7 @@
     <w:name w:val="Medium Shading 2 Accent 1"/>
     <w:basedOn w:val="TableNormal"/>
     <w:uiPriority w:val="64"/>
-    <w:rsid w:val="00CB0664"/>
+    <w:rsid w:val="00211044"/>
     <w:pPr>
       <w:spacing w:after="0" w:line="240" w:lineRule="auto"/>
     </w:pPr>
@@ -5161,7 +5156,7 @@
     <w:name w:val="Medium Shading 2 Accent 2"/>
     <w:basedOn w:val="TableNormal"/>
     <w:uiPriority w:val="64"/>
-    <w:rsid w:val="00CB0664"/>
+    <w:rsid w:val="00211044"/>
     <w:pPr>
       <w:spacing w:after="0" w:line="240" w:lineRule="auto"/>
     </w:pPr>
@@ -5303,7 +5298,7 @@
     <w:name w:val="Medium Shading 2 Accent 3"/>
     <w:basedOn w:val="TableNormal"/>
     <w:uiPriority w:val="64"/>
-    <w:rsid w:val="00CB0664"/>
+    <w:rsid w:val="00211044"/>
     <w:pPr>
       <w:spacing w:after="0" w:line="240" w:lineRule="auto"/>
     </w:pPr>
@@ -5445,7 +5440,7 @@
     <w:name w:val="Medium Shading 2 Accent 4"/>
     <w:basedOn w:val="TableNormal"/>
     <w:uiPriority w:val="64"/>
-    <w:rsid w:val="00CB0664"/>
+    <w:rsid w:val="00211044"/>
     <w:pPr>
       <w:spacing w:after="0" w:line="240" w:lineRule="auto"/>
     </w:pPr>
@@ -5587,7 +5582,7 @@
     <w:name w:val="Medium Shading 2 Accent 5"/>
     <w:basedOn w:val="TableNormal"/>
     <w:uiPriority w:val="64"/>
-    <w:rsid w:val="00CB0664"/>
+    <w:rsid w:val="00211044"/>
     <w:pPr>
       <w:spacing w:after="0" w:line="240" w:lineRule="auto"/>
     </w:pPr>
@@ -5729,7 +5724,7 @@
     <w:name w:val="Medium Shading 2 Accent 6"/>
     <w:basedOn w:val="TableNormal"/>
     <w:uiPriority w:val="64"/>
-    <w:rsid w:val="00CB0664"/>
+    <w:rsid w:val="00211044"/>
     <w:pPr>
       <w:spacing w:after="0" w:line="240" w:lineRule="auto"/>
     </w:pPr>
@@ -5871,7 +5866,7 @@
     <w:name w:val="Medium List 1"/>
     <w:basedOn w:val="TableNormal"/>
     <w:uiPriority w:val="65"/>
-    <w:rsid w:val="00CB0664"/>
+    <w:rsid w:val="00211044"/>
     <w:pPr>
       <w:spacing w:after="0" w:line="240" w:lineRule="auto"/>
     </w:pPr>
@@ -5948,7 +5943,7 @@
     <w:name w:val="Medium List 1 Accent 1"/>
     <w:basedOn w:val="TableNormal"/>
     <w:uiPriority w:val="65"/>
-    <w:rsid w:val="00CB0664"/>
+    <w:rsid w:val="00211044"/>
     <w:pPr>
       <w:spacing w:after="0" w:line="240" w:lineRule="auto"/>
     </w:pPr>
@@ -6025,7 +6020,7 @@
     <w:name w:val="Medium List 1 Accent 2"/>
     <w:basedOn w:val="TableNormal"/>
     <w:uiPriority w:val="65"/>
-    <w:rsid w:val="00CB0664"/>
+    <w:rsid w:val="00211044"/>
     <w:pPr>
       <w:spacing w:after="0" w:line="240" w:lineRule="auto"/>
     </w:pPr>
@@ -6102,7 +6097,7 @@
     <w:name w:val="Medium List 1 Accent 3"/>
     <w:basedOn w:val="TableNormal"/>
     <w:uiPriority w:val="65"/>
-    <w:rsid w:val="00CB0664"/>
+    <w:rsid w:val="00211044"/>
     <w:pPr>
       <w:spacing w:after="0" w:line="240" w:lineRule="auto"/>
     </w:pPr>
@@ -6179,7 +6174,7 @@
     <w:name w:val="Medium List 1 Accent 4"/>
     <w:basedOn w:val="TableNormal"/>
     <w:uiPriority w:val="65"/>
-    <w:rsid w:val="00CB0664"/>
+    <w:rsid w:val="00211044"/>
     <w:pPr>
       <w:spacing w:after="0" w:line="240" w:lineRule="auto"/>
     </w:pPr>
@@ -6256,7 +6251,7 @@
     <w:name w:val="Medium List 1 Accent 5"/>
     <w:basedOn w:val="TableNormal"/>
     <w:uiPriority w:val="65"/>
-    <w:rsid w:val="00CB0664"/>
+    <w:rsid w:val="00211044"/>
     <w:pPr>
       <w:spacing w:after="0" w:line="240" w:lineRule="auto"/>
     </w:pPr>
@@ -6333,7 +6328,7 @@
     <w:name w:val="Medium List 1 Accent 6"/>
     <w:basedOn w:val="TableNormal"/>
     <w:uiPriority w:val="65"/>
-    <w:rsid w:val="00CB0664"/>
+    <w:rsid w:val="00211044"/>
     <w:pPr>
       <w:spacing w:after="0" w:line="240" w:lineRule="auto"/>
     </w:pPr>
@@ -6410,7 +6405,7 @@
     <w:name w:val="Medium List 2"/>
     <w:basedOn w:val="TableNormal"/>
     <w:uiPriority w:val="66"/>
-    <w:rsid w:val="00CB0664"/>
+    <w:rsid w:val="00211044"/>
     <w:pPr>
       <w:spacing w:after="0" w:line="240" w:lineRule="auto"/>
     </w:pPr>
@@ -6531,7 +6526,7 @@
     <w:name w:val="Medium List 2 Accent 1"/>
     <w:basedOn w:val="TableNormal"/>
     <w:uiPriority w:val="66"/>
-    <w:rsid w:val="00CB0664"/>
+    <w:rsid w:val="00211044"/>
     <w:pPr>
       <w:spacing w:after="0" w:line="240" w:lineRule="auto"/>
     </w:pPr>
@@ -6652,7 +6647,7 @@
     <w:name w:val="Medium List 2 Accent 2"/>
     <w:basedOn w:val="TableNormal"/>
     <w:uiPriority w:val="66"/>
-    <w:rsid w:val="00CB0664"/>
+    <w:rsid w:val="00211044"/>
     <w:pPr>
       <w:spacing w:after="0" w:line="240" w:lineRule="auto"/>
     </w:pPr>
@@ -6773,7 +6768,7 @@
     <w:name w:val="Medium List 2 Accent 3"/>
     <w:basedOn w:val="TableNormal"/>
     <w:uiPriority w:val="66"/>
-    <w:rsid w:val="00CB0664"/>
+    <w:rsid w:val="00211044"/>
     <w:pPr>
       <w:spacing w:after="0" w:line="240" w:lineRule="auto"/>
     </w:pPr>
@@ -6894,7 +6889,7 @@
     <w:name w:val="Medium List 2 Accent 4"/>
     <w:basedOn w:val="TableNormal"/>
     <w:uiPriority w:val="66"/>
-    <w:rsid w:val="00CB0664"/>
+    <w:rsid w:val="00211044"/>
     <w:pPr>
       <w:spacing w:after="0" w:line="240" w:lineRule="auto"/>
     </w:pPr>
@@ -7015,7 +7010,7 @@
     <w:name w:val="Medium List 2 Accent 5"/>
     <w:basedOn w:val="TableNormal"/>
     <w:uiPriority w:val="66"/>
-    <w:rsid w:val="00CB0664"/>
+    <w:rsid w:val="00211044"/>
     <w:pPr>
       <w:spacing w:after="0" w:line="240" w:lineRule="auto"/>
     </w:pPr>
@@ -7136,7 +7131,7 @@
     <w:name w:val="Medium List 2 Accent 6"/>
     <w:basedOn w:val="TableNormal"/>
     <w:uiPriority w:val="66"/>
-    <w:rsid w:val="00CB0664"/>
+    <w:rsid w:val="00211044"/>
     <w:pPr>
       <w:spacing w:after="0" w:line="240" w:lineRule="auto"/>
     </w:pPr>
@@ -7257,7 +7252,7 @@
     <w:name w:val="Medium Grid 1"/>
     <w:basedOn w:val="TableNormal"/>
     <w:uiPriority w:val="67"/>
-    <w:rsid w:val="00CB0664"/>
+    <w:rsid w:val="00211044"/>
     <w:pPr>
       <w:spacing w:after="0" w:line="240" w:lineRule="auto"/>
     </w:pPr>
@@ -7323,7 +7318,7 @@
     <w:name w:val="Medium Grid 1 Accent 1"/>
     <w:basedOn w:val="TableNormal"/>
     <w:uiPriority w:val="67"/>
-    <w:rsid w:val="00CB0664"/>
+    <w:rsid w:val="00211044"/>
     <w:pPr>
       <w:spacing w:after="0" w:line="240" w:lineRule="auto"/>
     </w:pPr>
@@ -7389,7 +7384,7 @@
     <w:name w:val="Medium Grid 1 Accent 2"/>
     <w:basedOn w:val="TableNormal"/>
     <w:uiPriority w:val="67"/>
-    <w:rsid w:val="00CB0664"/>
+    <w:rsid w:val="00211044"/>
     <w:pPr>
       <w:spacing w:after="0" w:line="240" w:lineRule="auto"/>
     </w:pPr>
@@ -7455,7 +7450,7 @@
     <w:name w:val="Medium Grid 1 Accent 3"/>
     <w:basedOn w:val="TableNormal"/>
     <w:uiPriority w:val="67"/>
-    <w:rsid w:val="00CB0664"/>
+    <w:rsid w:val="00211044"/>
     <w:pPr>
       <w:spacing w:after="0" w:line="240" w:lineRule="auto"/>
     </w:pPr>
@@ -7521,7 +7516,7 @@
     <w:name w:val="Medium Grid 1 Accent 4"/>
     <w:basedOn w:val="TableNormal"/>
     <w:uiPriority w:val="67"/>
-    <w:rsid w:val="00CB0664"/>
+    <w:rsid w:val="00211044"/>
     <w:pPr>
       <w:spacing w:after="0" w:line="240" w:lineRule="auto"/>
     </w:pPr>
@@ -7587,7 +7582,7 @@
     <w:name w:val="Medium Grid 1 Accent 5"/>
     <w:basedOn w:val="TableNormal"/>
     <w:uiPriority w:val="67"/>
-    <w:rsid w:val="00CB0664"/>
+    <w:rsid w:val="00211044"/>
     <w:pPr>
       <w:spacing w:after="0" w:line="240" w:lineRule="auto"/>
     </w:pPr>
@@ -7653,7 +7648,7 @@
     <w:name w:val="Medium Grid 1 Accent 6"/>
     <w:basedOn w:val="TableNormal"/>
     <w:uiPriority w:val="67"/>
-    <w:rsid w:val="00CB0664"/>
+    <w:rsid w:val="00211044"/>
     <w:pPr>
       <w:spacing w:after="0" w:line="240" w:lineRule="auto"/>
     </w:pPr>
@@ -7719,7 +7714,7 @@
     <w:name w:val="Medium Grid 2"/>
     <w:basedOn w:val="TableNormal"/>
     <w:uiPriority w:val="68"/>
-    <w:rsid w:val="00CB0664"/>
+    <w:rsid w:val="00211044"/>
     <w:pPr>
       <w:spacing w:after="0" w:line="240" w:lineRule="auto"/>
     </w:pPr>
@@ -7837,7 +7832,7 @@
     <w:name w:val="Medium Grid 2 Accent 1"/>
     <w:basedOn w:val="TableNormal"/>
     <w:uiPriority w:val="68"/>
-    <w:rsid w:val="00CB0664"/>
+    <w:rsid w:val="00211044"/>
     <w:pPr>
       <w:spacing w:after="0" w:line="240" w:lineRule="auto"/>
     </w:pPr>
@@ -7955,7 +7950,7 @@
     <w:name w:val="Medium Grid 2 Accent 2"/>
     <w:basedOn w:val="TableNormal"/>
     <w:uiPriority w:val="68"/>
-    <w:rsid w:val="00CB0664"/>
+    <w:rsid w:val="00211044"/>
     <w:pPr>
       <w:spacing w:after="0" w:line="240" w:lineRule="auto"/>
     </w:pPr>
@@ -8073,7 +8068,7 @@
     <w:name w:val="Medium Grid 2 Accent 3"/>
     <w:basedOn w:val="TableNormal"/>
     <w:uiPriority w:val="68"/>
-    <w:rsid w:val="00CB0664"/>
+    <w:rsid w:val="00211044"/>
     <w:pPr>
       <w:spacing w:after="0" w:line="240" w:lineRule="auto"/>
     </w:pPr>
@@ -8191,7 +8186,7 @@
     <w:name w:val="Medium Grid 2 Accent 4"/>
     <w:basedOn w:val="TableNormal"/>
     <w:uiPriority w:val="68"/>
-    <w:rsid w:val="00CB0664"/>
+    <w:rsid w:val="00211044"/>
     <w:pPr>
       <w:spacing w:after="0" w:line="240" w:lineRule="auto"/>
     </w:pPr>
@@ -8309,7 +8304,7 @@
     <w:name w:val="Medium Grid 2 Accent 5"/>
     <w:basedOn w:val="TableNormal"/>
     <w:uiPriority w:val="68"/>
-    <w:rsid w:val="00CB0664"/>
+    <w:rsid w:val="00211044"/>
     <w:pPr>
       <w:spacing w:after="0" w:line="240" w:lineRule="auto"/>
     </w:pPr>
@@ -8427,7 +8422,7 @@
     <w:name w:val="Medium Grid 2 Accent 6"/>
     <w:basedOn w:val="TableNormal"/>
     <w:uiPriority w:val="68"/>
-    <w:rsid w:val="00CB0664"/>
+    <w:rsid w:val="00211044"/>
     <w:pPr>
       <w:spacing w:after="0" w:line="240" w:lineRule="auto"/>
     </w:pPr>
@@ -8545,7 +8540,7 @@
     <w:name w:val="Medium Grid 3"/>
     <w:basedOn w:val="TableNormal"/>
     <w:uiPriority w:val="69"/>
-    <w:rsid w:val="00CB0664"/>
+    <w:rsid w:val="00211044"/>
     <w:pPr>
       <w:spacing w:after="0" w:line="240" w:lineRule="auto"/>
     </w:pPr>
@@ -8679,7 +8674,7 @@
     <w:name w:val="Medium Grid 3 Accent 1"/>
     <w:basedOn w:val="TableNormal"/>
     <w:uiPriority w:val="69"/>
-    <w:rsid w:val="00CB0664"/>
+    <w:rsid w:val="00211044"/>
     <w:pPr>
       <w:spacing w:after="0" w:line="240" w:lineRule="auto"/>
     </w:pPr>
@@ -8813,7 +8808,7 @@
     <w:name w:val="Medium Grid 3 Accent 2"/>
     <w:basedOn w:val="TableNormal"/>
     <w:uiPriority w:val="69"/>
-    <w:rsid w:val="00CB0664"/>
+    <w:rsid w:val="00211044"/>
     <w:pPr>
       <w:spacing w:after="0" w:line="240" w:lineRule="auto"/>
     </w:pPr>
@@ -8947,7 +8942,7 @@
     <w:name w:val="Medium Grid 3 Accent 3"/>
     <w:basedOn w:val="TableNormal"/>
     <w:uiPriority w:val="69"/>
-    <w:rsid w:val="00CB0664"/>
+    <w:rsid w:val="00211044"/>
     <w:pPr>
       <w:spacing w:after="0" w:line="240" w:lineRule="auto"/>
     </w:pPr>
@@ -9081,7 +9076,7 @@
     <w:name w:val="Medium Grid 3 Accent 4"/>
     <w:basedOn w:val="TableNormal"/>
     <w:uiPriority w:val="69"/>
-    <w:rsid w:val="00CB0664"/>
+    <w:rsid w:val="00211044"/>
     <w:pPr>
       <w:spacing w:after="0" w:line="240" w:lineRule="auto"/>
     </w:pPr>
@@ -9215,7 +9210,7 @@
     <w:name w:val="Medium Grid 3 Accent 5"/>
     <w:basedOn w:val="TableNormal"/>
     <w:uiPriority w:val="69"/>
-    <w:rsid w:val="00CB0664"/>
+    <w:rsid w:val="00211044"/>
     <w:pPr>
       <w:spacing w:after="0" w:line="240" w:lineRule="auto"/>
     </w:pPr>
@@ -9349,7 +9344,7 @@
     <w:name w:val="Medium Grid 3 Accent 6"/>
     <w:basedOn w:val="TableNormal"/>
     <w:uiPriority w:val="69"/>
-    <w:rsid w:val="00CB0664"/>
+    <w:rsid w:val="00211044"/>
     <w:pPr>
       <w:spacing w:after="0" w:line="240" w:lineRule="auto"/>
     </w:pPr>
@@ -9483,7 +9478,7 @@
     <w:name w:val="Dark List"/>
     <w:basedOn w:val="TableNormal"/>
     <w:uiPriority w:val="70"/>
-    <w:rsid w:val="00CB0664"/>
+    <w:rsid w:val="00211044"/>
     <w:pPr>
       <w:spacing w:after="0" w:line="240" w:lineRule="auto"/>
     </w:pPr>
@@ -9590,7 +9585,7 @@
     <w:name w:val="Dark List Accent 1"/>
     <w:basedOn w:val="TableNormal"/>
     <w:uiPriority w:val="70"/>
-    <w:rsid w:val="00CB0664"/>
+    <w:rsid w:val="00211044"/>
     <w:pPr>
       <w:spacing w:after="0" w:line="240" w:lineRule="auto"/>
     </w:pPr>
@@ -9697,7 +9692,7 @@
     <w:name w:val="Dark List Accent 2"/>
     <w:basedOn w:val="TableNormal"/>
     <w:uiPriority w:val="70"/>
-    <w:rsid w:val="00CB0664"/>
+    <w:rsid w:val="00211044"/>
     <w:pPr>
       <w:spacing w:after="0" w:line="240" w:lineRule="auto"/>
     </w:pPr>
@@ -9804,7 +9799,7 @@
     <w:name w:val="Dark List Accent 3"/>
     <w:basedOn w:val="TableNormal"/>
     <w:uiPriority w:val="70"/>
-    <w:rsid w:val="00CB0664"/>
+    <w:rsid w:val="00211044"/>
     <w:pPr>
       <w:spacing w:after="0" w:line="240" w:lineRule="auto"/>
     </w:pPr>
@@ -9911,7 +9906,7 @@
     <w:name w:val="Dark List Accent 4"/>
     <w:basedOn w:val="TableNormal"/>
     <w:uiPriority w:val="70"/>
-    <w:rsid w:val="00CB0664"/>
+    <w:rsid w:val="00211044"/>
     <w:pPr>
       <w:spacing w:after="0" w:line="240" w:lineRule="auto"/>
     </w:pPr>
@@ -10018,7 +10013,7 @@
     <w:name w:val="Dark List Accent 5"/>
     <w:basedOn w:val="TableNormal"/>
     <w:uiPriority w:val="70"/>
-    <w:rsid w:val="00CB0664"/>
+    <w:rsid w:val="00211044"/>
     <w:pPr>
       <w:spacing w:after="0" w:line="240" w:lineRule="auto"/>
     </w:pPr>
@@ -10125,7 +10120,7 @@
     <w:name w:val="Dark List Accent 6"/>
     <w:basedOn w:val="TableNormal"/>
     <w:uiPriority w:val="70"/>
-    <w:rsid w:val="00CB0664"/>
+    <w:rsid w:val="00211044"/>
     <w:pPr>
       <w:spacing w:after="0" w:line="240" w:lineRule="auto"/>
     </w:pPr>
@@ -10232,7 +10227,7 @@
     <w:name w:val="Colorful Shading"/>
     <w:basedOn w:val="TableNormal"/>
     <w:uiPriority w:val="71"/>
-    <w:rsid w:val="00CB0664"/>
+    <w:rsid w:val="00211044"/>
     <w:pPr>
       <w:spacing w:after="0" w:line="240" w:lineRule="auto"/>
     </w:pPr>
@@ -10347,7 +10342,7 @@
     <w:name w:val="Colorful Shading Accent 1"/>
     <w:basedOn w:val="TableNormal"/>
     <w:uiPriority w:val="71"/>
-    <w:rsid w:val="00CB0664"/>
+    <w:rsid w:val="00211044"/>
     <w:pPr>
       <w:spacing w:after="0" w:line="240" w:lineRule="auto"/>
     </w:pPr>
@@ -10462,7 +10457,7 @@
     <w:name w:val="Colorful Shading Accent 2"/>
     <w:basedOn w:val="TableNormal"/>
     <w:uiPriority w:val="71"/>
-    <w:rsid w:val="00CB0664"/>
+    <w:rsid w:val="00211044"/>
     <w:pPr>
       <w:spacing w:after="0" w:line="240" w:lineRule="auto"/>
     </w:pPr>
@@ -10577,7 +10572,7 @@
     <w:name w:val="Colorful Shading Accent 3"/>
     <w:basedOn w:val="TableNormal"/>
     <w:uiPriority w:val="71"/>
-    <w:rsid w:val="00CB0664"/>
+    <w:rsid w:val="00211044"/>
     <w:pPr>
       <w:spacing w:after="0" w:line="240" w:lineRule="auto"/>
     </w:pPr>
@@ -10682,7 +10677,7 @@
     <w:name w:val="Colorful Shading Accent 4"/>
     <w:basedOn w:val="TableNormal"/>
     <w:uiPriority w:val="71"/>
-    <w:rsid w:val="00CB0664"/>
+    <w:rsid w:val="00211044"/>
     <w:pPr>
       <w:spacing w:after="0" w:line="240" w:lineRule="auto"/>
     </w:pPr>
@@ -10797,7 +10792,7 @@
     <w:name w:val="Colorful Shading Accent 5"/>
     <w:basedOn w:val="TableNormal"/>
     <w:uiPriority w:val="71"/>
-    <w:rsid w:val="00CB0664"/>
+    <w:rsid w:val="00211044"/>
     <w:pPr>
       <w:spacing w:after="0" w:line="240" w:lineRule="auto"/>
     </w:pPr>
@@ -10912,7 +10907,7 @@
     <w:name w:val="Colorful Shading Accent 6"/>
     <w:basedOn w:val="TableNormal"/>
     <w:uiPriority w:val="71"/>
-    <w:rsid w:val="00CB0664"/>
+    <w:rsid w:val="00211044"/>
     <w:pPr>
       <w:spacing w:after="0" w:line="240" w:lineRule="auto"/>
     </w:pPr>
@@ -11027,7 +11022,7 @@
     <w:name w:val="Colorful List"/>
     <w:basedOn w:val="TableNormal"/>
     <w:uiPriority w:val="72"/>
-    <w:rsid w:val="00CB0664"/>
+    <w:rsid w:val="00211044"/>
     <w:pPr>
       <w:spacing w:after="0" w:line="240" w:lineRule="auto"/>
     </w:pPr>
@@ -11106,7 +11101,7 @@
     <w:name w:val="Colorful List Accent 1"/>
     <w:basedOn w:val="TableNormal"/>
     <w:uiPriority w:val="72"/>
-    <w:rsid w:val="00CB0664"/>
+    <w:rsid w:val="00211044"/>
     <w:pPr>
       <w:spacing w:after="0" w:line="240" w:lineRule="auto"/>
     </w:pPr>
@@ -11185,7 +11180,7 @@
     <w:name w:val="Colorful List Accent 2"/>
     <w:basedOn w:val="TableNormal"/>
     <w:uiPriority w:val="72"/>
-    <w:rsid w:val="00CB0664"/>
+    <w:rsid w:val="00211044"/>
     <w:pPr>
       <w:spacing w:after="0" w:line="240" w:lineRule="auto"/>
     </w:pPr>
@@ -11264,7 +11259,7 @@
     <w:name w:val="Colorful List Accent 3"/>
     <w:basedOn w:val="TableNormal"/>
     <w:uiPriority w:val="72"/>
-    <w:rsid w:val="00CB0664"/>
+    <w:rsid w:val="00211044"/>
     <w:pPr>
       <w:spacing w:after="0" w:line="240" w:lineRule="auto"/>
     </w:pPr>
@@ -11343,7 +11338,7 @@
     <w:name w:val="Colorful List Accent 4"/>
     <w:basedOn w:val="TableNormal"/>
     <w:uiPriority w:val="72"/>
-    <w:rsid w:val="00CB0664"/>
+    <w:rsid w:val="00211044"/>
     <w:pPr>
       <w:spacing w:after="0" w:line="240" w:lineRule="auto"/>
     </w:pPr>
@@ -11422,7 +11417,7 @@
     <w:name w:val="Colorful List Accent 5"/>
     <w:basedOn w:val="TableNormal"/>
     <w:uiPriority w:val="72"/>
-    <w:rsid w:val="00CB0664"/>
+    <w:rsid w:val="00211044"/>
     <w:pPr>
       <w:spacing w:after="0" w:line="240" w:lineRule="auto"/>
     </w:pPr>
@@ -11501,7 +11496,7 @@
     <w:name w:val="Colorful List Accent 6"/>
     <w:basedOn w:val="TableNormal"/>
     <w:uiPriority w:val="72"/>
-    <w:rsid w:val="00CB0664"/>
+    <w:rsid w:val="00211044"/>
     <w:pPr>
       <w:spacing w:after="0" w:line="240" w:lineRule="auto"/>
     </w:pPr>
@@ -11580,7 +11575,7 @@
     <w:name w:val="Colorful Grid"/>
     <w:basedOn w:val="TableNormal"/>
     <w:uiPriority w:val="73"/>
-    <w:rsid w:val="00CB0664"/>
+    <w:rsid w:val="00211044"/>
     <w:pPr>
       <w:spacing w:after="0" w:line="240" w:lineRule="auto"/>
     </w:pPr>
@@ -11653,7 +11648,7 @@
     <w:name w:val="Colorful Grid Accent 1"/>
     <w:basedOn w:val="TableNormal"/>
     <w:uiPriority w:val="73"/>
-    <w:rsid w:val="00CB0664"/>
+    <w:rsid w:val="00211044"/>
     <w:pPr>
       <w:spacing w:after="0" w:line="240" w:lineRule="auto"/>
     </w:pPr>
@@ -11726,7 +11721,7 @@
     <w:name w:val="Colorful Grid Accent 2"/>
     <w:basedOn w:val="TableNormal"/>
     <w:uiPriority w:val="73"/>
-    <w:rsid w:val="00CB0664"/>
+    <w:rsid w:val="00211044"/>
     <w:pPr>
       <w:spacing w:after="0" w:line="240" w:lineRule="auto"/>
     </w:pPr>
@@ -11799,7 +11794,7 @@
     <w:name w:val="Colorful Grid Accent 3"/>
     <w:basedOn w:val="TableNormal"/>
     <w:uiPriority w:val="73"/>
-    <w:rsid w:val="00CB0664"/>
+    <w:rsid w:val="00211044"/>
     <w:pPr>
       <w:spacing w:after="0" w:line="240" w:lineRule="auto"/>
     </w:pPr>
@@ -11872,7 +11867,7 @@
     <w:name w:val="Colorful Grid Accent 4"/>
     <w:basedOn w:val="TableNormal"/>
     <w:uiPriority w:val="73"/>
-    <w:rsid w:val="00CB0664"/>
+    <w:rsid w:val="00211044"/>
     <w:pPr>
       <w:spacing w:after="0" w:line="240" w:lineRule="auto"/>
     </w:pPr>
@@ -11945,7 +11940,7 @@
     <w:name w:val="Colorful Grid Accent 5"/>
     <w:basedOn w:val="TableNormal"/>
     <w:uiPriority w:val="73"/>
-    <w:rsid w:val="00CB0664"/>
+    <w:rsid w:val="00211044"/>
     <w:pPr>
       <w:spacing w:after="0" w:line="240" w:lineRule="auto"/>
     </w:pPr>
@@ -12018,7 +12013,7 @@
     <w:name w:val="Colorful Grid Accent 6"/>
     <w:basedOn w:val="TableNormal"/>
     <w:uiPriority w:val="73"/>
-    <w:rsid w:val="00CB0664"/>
+    <w:rsid w:val="00211044"/>
     <w:pPr>
       <w:spacing w:after="0" w:line="240" w:lineRule="auto"/>
     </w:pPr>
@@ -12090,31 +12085,30 @@
   <w:style w:type="paragraph" w:customStyle="1" w:styleId="JobName">
     <w:name w:val="Job Name"/>
     <w:basedOn w:val="Normal"/>
+    <w:rsid w:val="00211044"/>
     <w:pPr>
       <w:keepNext/>
-      <w:tabs>
-        <w:tab w:val="right" w:pos="10080"/>
-      </w:tabs>
-      <w:spacing w:before="160" w:after="20"/>
+      <w:spacing w:before="140" w:after="20"/>
     </w:pPr>
   </w:style>
   <w:style w:type="paragraph" w:customStyle="1" w:styleId="JobRole">
     <w:name w:val="Job Role"/>
     <w:basedOn w:val="Normal"/>
+    <w:rsid w:val="00211044"/>
     <w:pPr>
       <w:keepNext/>
-      <w:spacing w:after="80"/>
+      <w:spacing w:after="60"/>
     </w:pPr>
     <w:rPr>
-      <w:i/>
       <w:sz w:val="21"/>
     </w:rPr>
   </w:style>
   <w:style w:type="paragraph" w:customStyle="1" w:styleId="Tech">
     <w:name w:val="Tech"/>
     <w:basedOn w:val="Normal"/>
-    <w:pPr>
-      <w:spacing w:after="80"/>
+    <w:rsid w:val="00211044"/>
+    <w:pPr>
+      <w:spacing w:after="60"/>
     </w:pPr>
     <w:rPr>
       <w:sz w:val="20"/>
@@ -12123,6 +12117,7 @@
   <w:style w:type="paragraph" w:customStyle="1" w:styleId="Credentials">
     <w:name w:val="Credentials"/>
     <w:basedOn w:val="Normal"/>
+    <w:rsid w:val="00211044"/>
     <w:pPr>
       <w:spacing w:after="60"/>
     </w:pPr>
@@ -12133,6 +12128,7 @@
   <w:style w:type="paragraph" w:customStyle="1" w:styleId="Continuation">
     <w:name w:val="Continuation"/>
     <w:basedOn w:val="Normal"/>
+    <w:rsid w:val="00211044"/>
     <w:pPr>
       <w:keepNext/>
       <w:spacing w:after="0"/>
@@ -12145,12 +12141,36 @@
   <w:style w:type="paragraph" w:customStyle="1" w:styleId="Contact">
     <w:name w:val="Contact"/>
     <w:basedOn w:val="Normal"/>
+    <w:rsid w:val="00211044"/>
     <w:pPr>
       <w:keepNext/>
-      <w:spacing w:after="60"/>
+      <w:spacing w:after="40"/>
     </w:pPr>
     <w:rPr>
-      <w:sz w:val="20"/>
+      <w:sz w:val="21"/>
+    </w:rPr>
+  </w:style>
+  <w:style w:type="character" w:styleId="Hyperlink">
+    <w:name w:val="Hyperlink"/>
+    <w:basedOn w:val="DefaultParagraphFont"/>
+    <w:uiPriority w:val="99"/>
+    <w:unhideWhenUsed/>
+    <w:rsid w:val="00BA3968"/>
+    <w:rPr>
+      <w:color w:val="0000FF" w:themeColor="hyperlink"/>
+      <w:u w:val="single"/>
+    </w:rPr>
+  </w:style>
+  <w:style w:type="character" w:styleId="UnresolvedMention">
+    <w:name w:val="Unresolved Mention"/>
+    <w:basedOn w:val="DefaultParagraphFont"/>
+    <w:uiPriority w:val="99"/>
+    <w:semiHidden/>
+    <w:unhideWhenUsed/>
+    <w:rsid w:val="00BA3968"/>
+    <w:rPr>
+      <w:color w:val="605E5C"/>
+      <w:shd w:val="clear" w:color="auto" w:fill="E1DFDD"/>
     </w:rPr>
   </w:style>
 </w:styles>
